--- a/Documents/Design Document.docx
+++ b/Documents/Design Document.docx
@@ -103,7 +103,7 @@
           <w:r>
             <w:fldChar w:fldCharType="separate"/>
           </w:r>
-          <w:hyperlink w:anchor="_Toc223444400" w:history="1">
+          <w:hyperlink w:anchor="_Toc226808855" w:history="1">
             <w:r>
               <w:rPr>
                 <w:rStyle w:val="Hyperlink"/>
@@ -147,7 +147,7 @@
                 <w:noProof/>
                 <w:webHidden/>
               </w:rPr>
-              <w:instrText xml:space="preserve"> PAGEREF _Toc223444400 \h </w:instrText>
+              <w:instrText xml:space="preserve"> PAGEREF _Toc226808855 \h </w:instrText>
             </w:r>
             <w:r>
               <w:rPr>
@@ -168,6 +168,726 @@
                 <w:webHidden/>
               </w:rPr>
               <w:t>4</w:t>
+            </w:r>
+            <w:r>
+              <w:rPr>
+                <w:noProof/>
+                <w:webHidden/>
+              </w:rPr>
+              <w:fldChar w:fldCharType="end"/>
+            </w:r>
+          </w:hyperlink>
+        </w:p>
+        <w:p>
+          <w:pPr>
+            <w:pStyle w:val="TOC1"/>
+            <w:tabs>
+              <w:tab w:val="right" w:leader="dot" w:pos="9016"/>
+            </w:tabs>
+            <w:rPr>
+              <w:rFonts w:eastAsiaTheme="minorEastAsia"/>
+              <w:noProof/>
+              <w:sz w:val="24"/>
+              <w:szCs w:val="24"/>
+              <w:lang w:val="en-150" w:eastAsia="en-150"/>
+            </w:rPr>
+          </w:pPr>
+          <w:hyperlink w:anchor="_Toc226808856" w:history="1">
+            <w:r>
+              <w:rPr>
+                <w:rStyle w:val="Hyperlink"/>
+                <w:noProof/>
+              </w:rPr>
+              <w:t>1 Literature review Introduction</w:t>
+            </w:r>
+            <w:r>
+              <w:rPr>
+                <w:noProof/>
+                <w:webHidden/>
+              </w:rPr>
+              <w:tab/>
+            </w:r>
+            <w:r>
+              <w:rPr>
+                <w:noProof/>
+                <w:webHidden/>
+              </w:rPr>
+              <w:fldChar w:fldCharType="begin"/>
+            </w:r>
+            <w:r>
+              <w:rPr>
+                <w:noProof/>
+                <w:webHidden/>
+              </w:rPr>
+              <w:instrText xml:space="preserve"> PAGEREF _Toc226808856 \h </w:instrText>
+            </w:r>
+            <w:r>
+              <w:rPr>
+                <w:noProof/>
+                <w:webHidden/>
+              </w:rPr>
+            </w:r>
+            <w:r>
+              <w:rPr>
+                <w:noProof/>
+                <w:webHidden/>
+              </w:rPr>
+              <w:fldChar w:fldCharType="separate"/>
+            </w:r>
+            <w:r>
+              <w:rPr>
+                <w:noProof/>
+                <w:webHidden/>
+              </w:rPr>
+              <w:t>4</w:t>
+            </w:r>
+            <w:r>
+              <w:rPr>
+                <w:noProof/>
+                <w:webHidden/>
+              </w:rPr>
+              <w:fldChar w:fldCharType="end"/>
+            </w:r>
+          </w:hyperlink>
+        </w:p>
+        <w:p>
+          <w:pPr>
+            <w:pStyle w:val="TOC1"/>
+            <w:tabs>
+              <w:tab w:val="right" w:leader="dot" w:pos="9016"/>
+            </w:tabs>
+            <w:rPr>
+              <w:rFonts w:eastAsiaTheme="minorEastAsia"/>
+              <w:noProof/>
+              <w:sz w:val="24"/>
+              <w:szCs w:val="24"/>
+              <w:lang w:val="en-150" w:eastAsia="en-150"/>
+            </w:rPr>
+          </w:pPr>
+          <w:hyperlink w:anchor="_Toc226808857" w:history="1">
+            <w:r>
+              <w:rPr>
+                <w:rStyle w:val="Hyperlink"/>
+                <w:noProof/>
+              </w:rPr>
+              <w:t>2 Procedural Generation in game design</w:t>
+            </w:r>
+            <w:r>
+              <w:rPr>
+                <w:noProof/>
+                <w:webHidden/>
+              </w:rPr>
+              <w:tab/>
+            </w:r>
+            <w:r>
+              <w:rPr>
+                <w:noProof/>
+                <w:webHidden/>
+              </w:rPr>
+              <w:fldChar w:fldCharType="begin"/>
+            </w:r>
+            <w:r>
+              <w:rPr>
+                <w:noProof/>
+                <w:webHidden/>
+              </w:rPr>
+              <w:instrText xml:space="preserve"> PAGEREF _Toc226808857 \h </w:instrText>
+            </w:r>
+            <w:r>
+              <w:rPr>
+                <w:noProof/>
+                <w:webHidden/>
+              </w:rPr>
+            </w:r>
+            <w:r>
+              <w:rPr>
+                <w:noProof/>
+                <w:webHidden/>
+              </w:rPr>
+              <w:fldChar w:fldCharType="separate"/>
+            </w:r>
+            <w:r>
+              <w:rPr>
+                <w:noProof/>
+                <w:webHidden/>
+              </w:rPr>
+              <w:t>4</w:t>
+            </w:r>
+            <w:r>
+              <w:rPr>
+                <w:noProof/>
+                <w:webHidden/>
+              </w:rPr>
+              <w:fldChar w:fldCharType="end"/>
+            </w:r>
+          </w:hyperlink>
+        </w:p>
+        <w:p>
+          <w:pPr>
+            <w:pStyle w:val="TOC2"/>
+            <w:tabs>
+              <w:tab w:val="right" w:leader="dot" w:pos="9016"/>
+            </w:tabs>
+            <w:rPr>
+              <w:rFonts w:eastAsiaTheme="minorEastAsia"/>
+              <w:noProof/>
+              <w:sz w:val="24"/>
+              <w:szCs w:val="24"/>
+              <w:lang w:val="en-150" w:eastAsia="en-150"/>
+            </w:rPr>
+          </w:pPr>
+          <w:hyperlink w:anchor="_Toc226808858" w:history="1">
+            <w:r>
+              <w:rPr>
+                <w:rStyle w:val="Hyperlink"/>
+                <w:noProof/>
+              </w:rPr>
+              <w:t>2.1 Defining Procedural Generation</w:t>
+            </w:r>
+            <w:r>
+              <w:rPr>
+                <w:noProof/>
+                <w:webHidden/>
+              </w:rPr>
+              <w:tab/>
+            </w:r>
+            <w:r>
+              <w:rPr>
+                <w:noProof/>
+                <w:webHidden/>
+              </w:rPr>
+              <w:fldChar w:fldCharType="begin"/>
+            </w:r>
+            <w:r>
+              <w:rPr>
+                <w:noProof/>
+                <w:webHidden/>
+              </w:rPr>
+              <w:instrText xml:space="preserve"> PAGEREF _Toc226808858 \h </w:instrText>
+            </w:r>
+            <w:r>
+              <w:rPr>
+                <w:noProof/>
+                <w:webHidden/>
+              </w:rPr>
+            </w:r>
+            <w:r>
+              <w:rPr>
+                <w:noProof/>
+                <w:webHidden/>
+              </w:rPr>
+              <w:fldChar w:fldCharType="separate"/>
+            </w:r>
+            <w:r>
+              <w:rPr>
+                <w:noProof/>
+                <w:webHidden/>
+              </w:rPr>
+              <w:t>4</w:t>
+            </w:r>
+            <w:r>
+              <w:rPr>
+                <w:noProof/>
+                <w:webHidden/>
+              </w:rPr>
+              <w:fldChar w:fldCharType="end"/>
+            </w:r>
+          </w:hyperlink>
+        </w:p>
+        <w:p>
+          <w:pPr>
+            <w:pStyle w:val="TOC2"/>
+            <w:tabs>
+              <w:tab w:val="right" w:leader="dot" w:pos="9016"/>
+            </w:tabs>
+            <w:rPr>
+              <w:rFonts w:eastAsiaTheme="minorEastAsia"/>
+              <w:noProof/>
+              <w:sz w:val="24"/>
+              <w:szCs w:val="24"/>
+              <w:lang w:val="en-150" w:eastAsia="en-150"/>
+            </w:rPr>
+          </w:pPr>
+          <w:hyperlink w:anchor="_Toc226808859" w:history="1">
+            <w:r>
+              <w:rPr>
+                <w:rStyle w:val="Hyperlink"/>
+                <w:noProof/>
+              </w:rPr>
+              <w:t>2.2 Design Motivations and benefits</w:t>
+            </w:r>
+            <w:r>
+              <w:rPr>
+                <w:noProof/>
+                <w:webHidden/>
+              </w:rPr>
+              <w:tab/>
+            </w:r>
+            <w:r>
+              <w:rPr>
+                <w:noProof/>
+                <w:webHidden/>
+              </w:rPr>
+              <w:fldChar w:fldCharType="begin"/>
+            </w:r>
+            <w:r>
+              <w:rPr>
+                <w:noProof/>
+                <w:webHidden/>
+              </w:rPr>
+              <w:instrText xml:space="preserve"> PAGEREF _Toc226808859 \h </w:instrText>
+            </w:r>
+            <w:r>
+              <w:rPr>
+                <w:noProof/>
+                <w:webHidden/>
+              </w:rPr>
+            </w:r>
+            <w:r>
+              <w:rPr>
+                <w:noProof/>
+                <w:webHidden/>
+              </w:rPr>
+              <w:fldChar w:fldCharType="separate"/>
+            </w:r>
+            <w:r>
+              <w:rPr>
+                <w:noProof/>
+                <w:webHidden/>
+              </w:rPr>
+              <w:t>4</w:t>
+            </w:r>
+            <w:r>
+              <w:rPr>
+                <w:noProof/>
+                <w:webHidden/>
+              </w:rPr>
+              <w:fldChar w:fldCharType="end"/>
+            </w:r>
+          </w:hyperlink>
+        </w:p>
+        <w:p>
+          <w:pPr>
+            <w:pStyle w:val="TOC2"/>
+            <w:tabs>
+              <w:tab w:val="right" w:leader="dot" w:pos="9016"/>
+            </w:tabs>
+            <w:rPr>
+              <w:rFonts w:eastAsiaTheme="minorEastAsia"/>
+              <w:noProof/>
+              <w:sz w:val="24"/>
+              <w:szCs w:val="24"/>
+              <w:lang w:val="en-150" w:eastAsia="en-150"/>
+            </w:rPr>
+          </w:pPr>
+          <w:hyperlink w:anchor="_Toc226808860" w:history="1">
+            <w:r>
+              <w:rPr>
+                <w:rStyle w:val="Hyperlink"/>
+                <w:noProof/>
+              </w:rPr>
+              <w:t>2.3 Applications of Procedural Generation in spatial design</w:t>
+            </w:r>
+            <w:r>
+              <w:rPr>
+                <w:noProof/>
+                <w:webHidden/>
+              </w:rPr>
+              <w:tab/>
+            </w:r>
+            <w:r>
+              <w:rPr>
+                <w:noProof/>
+                <w:webHidden/>
+              </w:rPr>
+              <w:fldChar w:fldCharType="begin"/>
+            </w:r>
+            <w:r>
+              <w:rPr>
+                <w:noProof/>
+                <w:webHidden/>
+              </w:rPr>
+              <w:instrText xml:space="preserve"> PAGEREF _Toc226808860 \h </w:instrText>
+            </w:r>
+            <w:r>
+              <w:rPr>
+                <w:noProof/>
+                <w:webHidden/>
+              </w:rPr>
+            </w:r>
+            <w:r>
+              <w:rPr>
+                <w:noProof/>
+                <w:webHidden/>
+              </w:rPr>
+              <w:fldChar w:fldCharType="separate"/>
+            </w:r>
+            <w:r>
+              <w:rPr>
+                <w:noProof/>
+                <w:webHidden/>
+              </w:rPr>
+              <w:t>4</w:t>
+            </w:r>
+            <w:r>
+              <w:rPr>
+                <w:noProof/>
+                <w:webHidden/>
+              </w:rPr>
+              <w:fldChar w:fldCharType="end"/>
+            </w:r>
+          </w:hyperlink>
+        </w:p>
+        <w:p>
+          <w:pPr>
+            <w:pStyle w:val="TOC3"/>
+            <w:tabs>
+              <w:tab w:val="right" w:leader="dot" w:pos="9016"/>
+            </w:tabs>
+            <w:rPr>
+              <w:rFonts w:eastAsiaTheme="minorEastAsia"/>
+              <w:noProof/>
+              <w:sz w:val="24"/>
+              <w:szCs w:val="24"/>
+              <w:lang w:val="en-150" w:eastAsia="en-150"/>
+            </w:rPr>
+          </w:pPr>
+          <w:hyperlink w:anchor="_Toc226808861" w:history="1">
+            <w:r>
+              <w:rPr>
+                <w:rStyle w:val="Hyperlink"/>
+                <w:noProof/>
+              </w:rPr>
+              <w:t>2.3.1 Structured Environment Generation: Terrain</w:t>
+            </w:r>
+            <w:r>
+              <w:rPr>
+                <w:noProof/>
+                <w:webHidden/>
+              </w:rPr>
+              <w:tab/>
+            </w:r>
+            <w:r>
+              <w:rPr>
+                <w:noProof/>
+                <w:webHidden/>
+              </w:rPr>
+              <w:fldChar w:fldCharType="begin"/>
+            </w:r>
+            <w:r>
+              <w:rPr>
+                <w:noProof/>
+                <w:webHidden/>
+              </w:rPr>
+              <w:instrText xml:space="preserve"> PAGEREF _Toc226808861 \h </w:instrText>
+            </w:r>
+            <w:r>
+              <w:rPr>
+                <w:noProof/>
+                <w:webHidden/>
+              </w:rPr>
+            </w:r>
+            <w:r>
+              <w:rPr>
+                <w:noProof/>
+                <w:webHidden/>
+              </w:rPr>
+              <w:fldChar w:fldCharType="separate"/>
+            </w:r>
+            <w:r>
+              <w:rPr>
+                <w:noProof/>
+                <w:webHidden/>
+              </w:rPr>
+              <w:t>5</w:t>
+            </w:r>
+            <w:r>
+              <w:rPr>
+                <w:noProof/>
+                <w:webHidden/>
+              </w:rPr>
+              <w:fldChar w:fldCharType="end"/>
+            </w:r>
+          </w:hyperlink>
+        </w:p>
+        <w:p>
+          <w:pPr>
+            <w:pStyle w:val="TOC3"/>
+            <w:tabs>
+              <w:tab w:val="right" w:leader="dot" w:pos="9016"/>
+            </w:tabs>
+            <w:rPr>
+              <w:rFonts w:eastAsiaTheme="minorEastAsia"/>
+              <w:noProof/>
+              <w:sz w:val="24"/>
+              <w:szCs w:val="24"/>
+              <w:lang w:val="en-150" w:eastAsia="en-150"/>
+            </w:rPr>
+          </w:pPr>
+          <w:hyperlink w:anchor="_Toc226808862" w:history="1">
+            <w:r>
+              <w:rPr>
+                <w:rStyle w:val="Hyperlink"/>
+                <w:noProof/>
+              </w:rPr>
+              <w:t>2.3.2 Structured Environment Generation: Dungeons</w:t>
+            </w:r>
+            <w:r>
+              <w:rPr>
+                <w:noProof/>
+                <w:webHidden/>
+              </w:rPr>
+              <w:tab/>
+            </w:r>
+            <w:r>
+              <w:rPr>
+                <w:noProof/>
+                <w:webHidden/>
+              </w:rPr>
+              <w:fldChar w:fldCharType="begin"/>
+            </w:r>
+            <w:r>
+              <w:rPr>
+                <w:noProof/>
+                <w:webHidden/>
+              </w:rPr>
+              <w:instrText xml:space="preserve"> PAGEREF _Toc226808862 \h </w:instrText>
+            </w:r>
+            <w:r>
+              <w:rPr>
+                <w:noProof/>
+                <w:webHidden/>
+              </w:rPr>
+            </w:r>
+            <w:r>
+              <w:rPr>
+                <w:noProof/>
+                <w:webHidden/>
+              </w:rPr>
+              <w:fldChar w:fldCharType="separate"/>
+            </w:r>
+            <w:r>
+              <w:rPr>
+                <w:noProof/>
+                <w:webHidden/>
+              </w:rPr>
+              <w:t>6</w:t>
+            </w:r>
+            <w:r>
+              <w:rPr>
+                <w:noProof/>
+                <w:webHidden/>
+              </w:rPr>
+              <w:fldChar w:fldCharType="end"/>
+            </w:r>
+          </w:hyperlink>
+        </w:p>
+        <w:p>
+          <w:pPr>
+            <w:pStyle w:val="TOC3"/>
+            <w:tabs>
+              <w:tab w:val="right" w:leader="dot" w:pos="9016"/>
+            </w:tabs>
+            <w:rPr>
+              <w:rFonts w:eastAsiaTheme="minorEastAsia"/>
+              <w:noProof/>
+              <w:sz w:val="24"/>
+              <w:szCs w:val="24"/>
+              <w:lang w:val="en-150" w:eastAsia="en-150"/>
+            </w:rPr>
+          </w:pPr>
+          <w:hyperlink w:anchor="_Toc226808863" w:history="1">
+            <w:r>
+              <w:rPr>
+                <w:rStyle w:val="Hyperlink"/>
+                <w:noProof/>
+              </w:rPr>
+              <w:t>2.3.3 Algorithmic Approaches to dungeon Generation</w:t>
+            </w:r>
+            <w:r>
+              <w:rPr>
+                <w:noProof/>
+                <w:webHidden/>
+              </w:rPr>
+              <w:tab/>
+            </w:r>
+            <w:r>
+              <w:rPr>
+                <w:noProof/>
+                <w:webHidden/>
+              </w:rPr>
+              <w:fldChar w:fldCharType="begin"/>
+            </w:r>
+            <w:r>
+              <w:rPr>
+                <w:noProof/>
+                <w:webHidden/>
+              </w:rPr>
+              <w:instrText xml:space="preserve"> PAGEREF _Toc226808863 \h </w:instrText>
+            </w:r>
+            <w:r>
+              <w:rPr>
+                <w:noProof/>
+                <w:webHidden/>
+              </w:rPr>
+            </w:r>
+            <w:r>
+              <w:rPr>
+                <w:noProof/>
+                <w:webHidden/>
+              </w:rPr>
+              <w:fldChar w:fldCharType="separate"/>
+            </w:r>
+            <w:r>
+              <w:rPr>
+                <w:noProof/>
+                <w:webHidden/>
+              </w:rPr>
+              <w:t>6</w:t>
+            </w:r>
+            <w:r>
+              <w:rPr>
+                <w:noProof/>
+                <w:webHidden/>
+              </w:rPr>
+              <w:fldChar w:fldCharType="end"/>
+            </w:r>
+          </w:hyperlink>
+        </w:p>
+        <w:p>
+          <w:pPr>
+            <w:pStyle w:val="TOC1"/>
+            <w:tabs>
+              <w:tab w:val="right" w:leader="dot" w:pos="9016"/>
+            </w:tabs>
+            <w:rPr>
+              <w:rFonts w:eastAsiaTheme="minorEastAsia"/>
+              <w:noProof/>
+              <w:sz w:val="24"/>
+              <w:szCs w:val="24"/>
+              <w:lang w:val="en-150" w:eastAsia="en-150"/>
+            </w:rPr>
+          </w:pPr>
+          <w:hyperlink w:anchor="_Toc226808864" w:history="1">
+            <w:r>
+              <w:rPr>
+                <w:rStyle w:val="Hyperlink"/>
+                <w:noProof/>
+              </w:rPr>
+              <w:t>3 How Dynamic Difficulty Adjustment is used in game design</w:t>
+            </w:r>
+            <w:r>
+              <w:rPr>
+                <w:noProof/>
+                <w:webHidden/>
+              </w:rPr>
+              <w:tab/>
+            </w:r>
+            <w:r>
+              <w:rPr>
+                <w:noProof/>
+                <w:webHidden/>
+              </w:rPr>
+              <w:fldChar w:fldCharType="begin"/>
+            </w:r>
+            <w:r>
+              <w:rPr>
+                <w:noProof/>
+                <w:webHidden/>
+              </w:rPr>
+              <w:instrText xml:space="preserve"> PAGEREF _Toc226808864 \h </w:instrText>
+            </w:r>
+            <w:r>
+              <w:rPr>
+                <w:noProof/>
+                <w:webHidden/>
+              </w:rPr>
+            </w:r>
+            <w:r>
+              <w:rPr>
+                <w:noProof/>
+                <w:webHidden/>
+              </w:rPr>
+              <w:fldChar w:fldCharType="separate"/>
+            </w:r>
+            <w:r>
+              <w:rPr>
+                <w:noProof/>
+                <w:webHidden/>
+              </w:rPr>
+              <w:t>8</w:t>
+            </w:r>
+            <w:r>
+              <w:rPr>
+                <w:noProof/>
+                <w:webHidden/>
+              </w:rPr>
+              <w:fldChar w:fldCharType="end"/>
+            </w:r>
+          </w:hyperlink>
+        </w:p>
+        <w:p>
+          <w:pPr>
+            <w:pStyle w:val="TOC1"/>
+            <w:tabs>
+              <w:tab w:val="right" w:leader="dot" w:pos="9016"/>
+            </w:tabs>
+            <w:rPr>
+              <w:rFonts w:eastAsiaTheme="minorEastAsia"/>
+              <w:noProof/>
+              <w:sz w:val="24"/>
+              <w:szCs w:val="24"/>
+              <w:lang w:val="en-150" w:eastAsia="en-150"/>
+            </w:rPr>
+          </w:pPr>
+          <w:hyperlink w:anchor="_Toc226808865" w:history="1">
+            <w:r>
+              <w:rPr>
+                <w:rStyle w:val="Hyperlink"/>
+                <w:noProof/>
+              </w:rPr>
+              <w:t>3.?How modern games use Dynamic Difficulty adjustment?</w:t>
+            </w:r>
+            <w:r>
+              <w:rPr>
+                <w:noProof/>
+                <w:webHidden/>
+              </w:rPr>
+              <w:tab/>
+            </w:r>
+            <w:r>
+              <w:rPr>
+                <w:noProof/>
+                <w:webHidden/>
+              </w:rPr>
+              <w:fldChar w:fldCharType="begin"/>
+            </w:r>
+            <w:r>
+              <w:rPr>
+                <w:noProof/>
+                <w:webHidden/>
+              </w:rPr>
+              <w:instrText xml:space="preserve"> PAGEREF _Toc226808865 \h </w:instrText>
+            </w:r>
+            <w:r>
+              <w:rPr>
+                <w:noProof/>
+                <w:webHidden/>
+              </w:rPr>
+            </w:r>
+            <w:r>
+              <w:rPr>
+                <w:noProof/>
+                <w:webHidden/>
+              </w:rPr>
+              <w:fldChar w:fldCharType="separate"/>
+            </w:r>
+            <w:r>
+              <w:rPr>
+                <w:noProof/>
+                <w:webHidden/>
+              </w:rPr>
+              <w:t>8</w:t>
             </w:r>
             <w:r>
               <w:rPr>
@@ -193,7 +913,7 @@
               <w:lang w:val="en-150" w:eastAsia="en-150"/>
             </w:rPr>
           </w:pPr>
-          <w:hyperlink w:anchor="_Toc223444401" w:history="1">
+          <w:hyperlink w:anchor="_Toc226808866" w:history="1">
             <w:r>
               <w:rPr>
                 <w:rStyle w:val="Hyperlink"/>
@@ -237,7 +957,7 @@
                 <w:noProof/>
                 <w:webHidden/>
               </w:rPr>
-              <w:instrText xml:space="preserve"> PAGEREF _Toc223444401 \h </w:instrText>
+              <w:instrText xml:space="preserve"> PAGEREF _Toc226808866 \h </w:instrText>
             </w:r>
             <w:r>
               <w:rPr>
@@ -257,7 +977,7 @@
                 <w:noProof/>
                 <w:webHidden/>
               </w:rPr>
-              <w:t>4</w:t>
+              <w:t>9</w:t>
             </w:r>
             <w:r>
               <w:rPr>
@@ -283,7 +1003,7 @@
               <w:lang w:val="en-150" w:eastAsia="en-150"/>
             </w:rPr>
           </w:pPr>
-          <w:hyperlink w:anchor="_Toc223444402" w:history="1">
+          <w:hyperlink w:anchor="_Toc226808867" w:history="1">
             <w:r>
               <w:rPr>
                 <w:rStyle w:val="Hyperlink"/>
@@ -327,7 +1047,7 @@
                 <w:noProof/>
                 <w:webHidden/>
               </w:rPr>
-              <w:instrText xml:space="preserve"> PAGEREF _Toc223444402 \h </w:instrText>
+              <w:instrText xml:space="preserve"> PAGEREF _Toc226808867 \h </w:instrText>
             </w:r>
             <w:r>
               <w:rPr>
@@ -347,7 +1067,7 @@
                 <w:noProof/>
                 <w:webHidden/>
               </w:rPr>
-              <w:t>4</w:t>
+              <w:t>9</w:t>
             </w:r>
             <w:r>
               <w:rPr>
@@ -373,7 +1093,7 @@
               <w:lang w:val="en-150" w:eastAsia="en-150"/>
             </w:rPr>
           </w:pPr>
-          <w:hyperlink w:anchor="_Toc223444403" w:history="1">
+          <w:hyperlink w:anchor="_Toc226808868" w:history="1">
             <w:r>
               <w:rPr>
                 <w:rStyle w:val="Hyperlink"/>
@@ -417,7 +1137,7 @@
                 <w:noProof/>
                 <w:webHidden/>
               </w:rPr>
-              <w:instrText xml:space="preserve"> PAGEREF _Toc223444403 \h </w:instrText>
+              <w:instrText xml:space="preserve"> PAGEREF _Toc226808868 \h </w:instrText>
             </w:r>
             <w:r>
               <w:rPr>
@@ -437,7 +1157,7 @@
                 <w:noProof/>
                 <w:webHidden/>
               </w:rPr>
-              <w:t>4</w:t>
+              <w:t>9</w:t>
             </w:r>
             <w:r>
               <w:rPr>
@@ -463,7 +1183,7 @@
               <w:lang w:val="en-150" w:eastAsia="en-150"/>
             </w:rPr>
           </w:pPr>
-          <w:hyperlink w:anchor="_Toc223444404" w:history="1">
+          <w:hyperlink w:anchor="_Toc226808869" w:history="1">
             <w:r>
               <w:rPr>
                 <w:rStyle w:val="Hyperlink"/>
@@ -507,7 +1227,7 @@
                 <w:noProof/>
                 <w:webHidden/>
               </w:rPr>
-              <w:instrText xml:space="preserve"> PAGEREF _Toc223444404 \h </w:instrText>
+              <w:instrText xml:space="preserve"> PAGEREF _Toc226808869 \h </w:instrText>
             </w:r>
             <w:r>
               <w:rPr>
@@ -527,7 +1247,7 @@
                 <w:noProof/>
                 <w:webHidden/>
               </w:rPr>
-              <w:t>4</w:t>
+              <w:t>9</w:t>
             </w:r>
             <w:r>
               <w:rPr>
@@ -553,7 +1273,7 @@
               <w:lang w:val="en-150" w:eastAsia="en-150"/>
             </w:rPr>
           </w:pPr>
-          <w:hyperlink w:anchor="_Toc223444405" w:history="1">
+          <w:hyperlink w:anchor="_Toc226808870" w:history="1">
             <w:r>
               <w:rPr>
                 <w:rStyle w:val="Hyperlink"/>
@@ -597,7 +1317,7 @@
                 <w:noProof/>
                 <w:webHidden/>
               </w:rPr>
-              <w:instrText xml:space="preserve"> PAGEREF _Toc223444405 \h </w:instrText>
+              <w:instrText xml:space="preserve"> PAGEREF _Toc226808870 \h </w:instrText>
             </w:r>
             <w:r>
               <w:rPr>
@@ -617,7 +1337,7 @@
                 <w:noProof/>
                 <w:webHidden/>
               </w:rPr>
-              <w:t>4</w:t>
+              <w:t>9</w:t>
             </w:r>
             <w:r>
               <w:rPr>
@@ -643,7 +1363,7 @@
               <w:lang w:val="en-150" w:eastAsia="en-150"/>
             </w:rPr>
           </w:pPr>
-          <w:hyperlink w:anchor="_Toc223444406" w:history="1">
+          <w:hyperlink w:anchor="_Toc226808871" w:history="1">
             <w:r>
               <w:rPr>
                 <w:rStyle w:val="Hyperlink"/>
@@ -687,7 +1407,7 @@
                 <w:noProof/>
                 <w:webHidden/>
               </w:rPr>
-              <w:instrText xml:space="preserve"> PAGEREF _Toc223444406 \h </w:instrText>
+              <w:instrText xml:space="preserve"> PAGEREF _Toc226808871 \h </w:instrText>
             </w:r>
             <w:r>
               <w:rPr>
@@ -707,7 +1427,7 @@
                 <w:noProof/>
                 <w:webHidden/>
               </w:rPr>
-              <w:t>5</w:t>
+              <w:t>10</w:t>
             </w:r>
             <w:r>
               <w:rPr>
@@ -733,7 +1453,7 @@
               <w:lang w:val="en-150" w:eastAsia="en-150"/>
             </w:rPr>
           </w:pPr>
-          <w:hyperlink w:anchor="_Toc223444407" w:history="1">
+          <w:hyperlink w:anchor="_Toc226808872" w:history="1">
             <w:r>
               <w:rPr>
                 <w:rStyle w:val="Hyperlink"/>
@@ -777,7 +1497,7 @@
                 <w:noProof/>
                 <w:webHidden/>
               </w:rPr>
-              <w:instrText xml:space="preserve"> PAGEREF _Toc223444407 \h </w:instrText>
+              <w:instrText xml:space="preserve"> PAGEREF _Toc226808872 \h </w:instrText>
             </w:r>
             <w:r>
               <w:rPr>
@@ -797,7 +1517,7 @@
                 <w:noProof/>
                 <w:webHidden/>
               </w:rPr>
-              <w:t>5</w:t>
+              <w:t>10</w:t>
             </w:r>
             <w:r>
               <w:rPr>
@@ -823,7 +1543,7 @@
               <w:lang w:val="en-150" w:eastAsia="en-150"/>
             </w:rPr>
           </w:pPr>
-          <w:hyperlink w:anchor="_Toc223444408" w:history="1">
+          <w:hyperlink w:anchor="_Toc226808873" w:history="1">
             <w:r>
               <w:rPr>
                 <w:rStyle w:val="Hyperlink"/>
@@ -867,7 +1587,7 @@
                 <w:noProof/>
                 <w:webHidden/>
               </w:rPr>
-              <w:instrText xml:space="preserve"> PAGEREF _Toc223444408 \h </w:instrText>
+              <w:instrText xml:space="preserve"> PAGEREF _Toc226808873 \h </w:instrText>
             </w:r>
             <w:r>
               <w:rPr>
@@ -887,7 +1607,7 @@
                 <w:noProof/>
                 <w:webHidden/>
               </w:rPr>
-              <w:t>5</w:t>
+              <w:t>10</w:t>
             </w:r>
             <w:r>
               <w:rPr>
@@ -913,7 +1633,7 @@
               <w:lang w:val="en-150" w:eastAsia="en-150"/>
             </w:rPr>
           </w:pPr>
-          <w:hyperlink w:anchor="_Toc223444409" w:history="1">
+          <w:hyperlink w:anchor="_Toc226808874" w:history="1">
             <w:r>
               <w:rPr>
                 <w:rStyle w:val="Hyperlink"/>
@@ -957,7 +1677,7 @@
                 <w:noProof/>
                 <w:webHidden/>
               </w:rPr>
-              <w:instrText xml:space="preserve"> PAGEREF _Toc223444409 \h </w:instrText>
+              <w:instrText xml:space="preserve"> PAGEREF _Toc226808874 \h </w:instrText>
             </w:r>
             <w:r>
               <w:rPr>
@@ -977,7 +1697,7 @@
                 <w:noProof/>
                 <w:webHidden/>
               </w:rPr>
-              <w:t>5</w:t>
+              <w:t>10</w:t>
             </w:r>
             <w:r>
               <w:rPr>
@@ -1003,7 +1723,7 @@
               <w:lang w:val="en-150" w:eastAsia="en-150"/>
             </w:rPr>
           </w:pPr>
-          <w:hyperlink w:anchor="_Toc223444410" w:history="1">
+          <w:hyperlink w:anchor="_Toc226808875" w:history="1">
             <w:r>
               <w:rPr>
                 <w:rStyle w:val="Hyperlink"/>
@@ -1047,7 +1767,7 @@
                 <w:noProof/>
                 <w:webHidden/>
               </w:rPr>
-              <w:instrText xml:space="preserve"> PAGEREF _Toc223444410 \h </w:instrText>
+              <w:instrText xml:space="preserve"> PAGEREF _Toc226808875 \h </w:instrText>
             </w:r>
             <w:r>
               <w:rPr>
@@ -1067,7 +1787,7 @@
                 <w:noProof/>
                 <w:webHidden/>
               </w:rPr>
-              <w:t>5</w:t>
+              <w:t>10</w:t>
             </w:r>
             <w:r>
               <w:rPr>
@@ -1093,7 +1813,7 @@
               <w:lang w:val="en-150" w:eastAsia="en-150"/>
             </w:rPr>
           </w:pPr>
-          <w:hyperlink w:anchor="_Toc223444411" w:history="1">
+          <w:hyperlink w:anchor="_Toc226808876" w:history="1">
             <w:r>
               <w:rPr>
                 <w:rStyle w:val="Hyperlink"/>
@@ -1137,7 +1857,7 @@
                 <w:noProof/>
                 <w:webHidden/>
               </w:rPr>
-              <w:instrText xml:space="preserve"> PAGEREF _Toc223444411 \h </w:instrText>
+              <w:instrText xml:space="preserve"> PAGEREF _Toc226808876 \h </w:instrText>
             </w:r>
             <w:r>
               <w:rPr>
@@ -1157,7 +1877,7 @@
                 <w:noProof/>
                 <w:webHidden/>
               </w:rPr>
-              <w:t>5</w:t>
+              <w:t>10</w:t>
             </w:r>
             <w:r>
               <w:rPr>
@@ -1183,7 +1903,7 @@
               <w:lang w:val="en-150" w:eastAsia="en-150"/>
             </w:rPr>
           </w:pPr>
-          <w:hyperlink w:anchor="_Toc223444412" w:history="1">
+          <w:hyperlink w:anchor="_Toc226808877" w:history="1">
             <w:r>
               <w:rPr>
                 <w:rStyle w:val="Hyperlink"/>
@@ -1227,7 +1947,7 @@
                 <w:noProof/>
                 <w:webHidden/>
               </w:rPr>
-              <w:instrText xml:space="preserve"> PAGEREF _Toc223444412 \h </w:instrText>
+              <w:instrText xml:space="preserve"> PAGEREF _Toc226808877 \h </w:instrText>
             </w:r>
             <w:r>
               <w:rPr>
@@ -1247,7 +1967,7 @@
                 <w:noProof/>
                 <w:webHidden/>
               </w:rPr>
-              <w:t>5</w:t>
+              <w:t>10</w:t>
             </w:r>
             <w:r>
               <w:rPr>
@@ -1273,7 +1993,7 @@
               <w:lang w:val="en-150" w:eastAsia="en-150"/>
             </w:rPr>
           </w:pPr>
-          <w:hyperlink w:anchor="_Toc223444413" w:history="1">
+          <w:hyperlink w:anchor="_Toc226808878" w:history="1">
             <w:r>
               <w:rPr>
                 <w:rStyle w:val="Hyperlink"/>
@@ -1317,7 +2037,7 @@
                 <w:noProof/>
                 <w:webHidden/>
               </w:rPr>
-              <w:instrText xml:space="preserve"> PAGEREF _Toc223444413 \h </w:instrText>
+              <w:instrText xml:space="preserve"> PAGEREF _Toc226808878 \h </w:instrText>
             </w:r>
             <w:r>
               <w:rPr>
@@ -1337,7 +2057,7 @@
                 <w:noProof/>
                 <w:webHidden/>
               </w:rPr>
-              <w:t>5</w:t>
+              <w:t>10</w:t>
             </w:r>
             <w:r>
               <w:rPr>
@@ -1363,7 +2083,7 @@
               <w:lang w:val="en-150" w:eastAsia="en-150"/>
             </w:rPr>
           </w:pPr>
-          <w:hyperlink w:anchor="_Toc223444414" w:history="1">
+          <w:hyperlink w:anchor="_Toc226808879" w:history="1">
             <w:r>
               <w:rPr>
                 <w:rStyle w:val="Hyperlink"/>
@@ -1407,7 +2127,7 @@
                 <w:noProof/>
                 <w:webHidden/>
               </w:rPr>
-              <w:instrText xml:space="preserve"> PAGEREF _Toc223444414 \h </w:instrText>
+              <w:instrText xml:space="preserve"> PAGEREF _Toc226808879 \h </w:instrText>
             </w:r>
             <w:r>
               <w:rPr>
@@ -1427,7 +2147,7 @@
                 <w:noProof/>
                 <w:webHidden/>
               </w:rPr>
-              <w:t>6</w:t>
+              <w:t>11</w:t>
             </w:r>
             <w:r>
               <w:rPr>
@@ -1453,7 +2173,7 @@
               <w:lang w:val="en-150" w:eastAsia="en-150"/>
             </w:rPr>
           </w:pPr>
-          <w:hyperlink w:anchor="_Toc223444415" w:history="1">
+          <w:hyperlink w:anchor="_Toc226808880" w:history="1">
             <w:r>
               <w:rPr>
                 <w:rStyle w:val="Hyperlink"/>
@@ -1497,7 +2217,7 @@
                 <w:noProof/>
                 <w:webHidden/>
               </w:rPr>
-              <w:instrText xml:space="preserve"> PAGEREF _Toc223444415 \h </w:instrText>
+              <w:instrText xml:space="preserve"> PAGEREF _Toc226808880 \h </w:instrText>
             </w:r>
             <w:r>
               <w:rPr>
@@ -1517,7 +2237,7 @@
                 <w:noProof/>
                 <w:webHidden/>
               </w:rPr>
-              <w:t>6</w:t>
+              <w:t>11</w:t>
             </w:r>
             <w:r>
               <w:rPr>
@@ -1543,7 +2263,7 @@
               <w:lang w:val="en-150" w:eastAsia="en-150"/>
             </w:rPr>
           </w:pPr>
-          <w:hyperlink w:anchor="_Toc223444416" w:history="1">
+          <w:hyperlink w:anchor="_Toc226808881" w:history="1">
             <w:r>
               <w:rPr>
                 <w:rStyle w:val="Hyperlink"/>
@@ -1587,7 +2307,7 @@
                 <w:noProof/>
                 <w:webHidden/>
               </w:rPr>
-              <w:instrText xml:space="preserve"> PAGEREF _Toc223444416 \h </w:instrText>
+              <w:instrText xml:space="preserve"> PAGEREF _Toc226808881 \h </w:instrText>
             </w:r>
             <w:r>
               <w:rPr>
@@ -1607,7 +2327,7 @@
                 <w:noProof/>
                 <w:webHidden/>
               </w:rPr>
-              <w:t>7</w:t>
+              <w:t>12</w:t>
             </w:r>
             <w:r>
               <w:rPr>
@@ -1633,7 +2353,7 @@
               <w:lang w:val="en-150" w:eastAsia="en-150"/>
             </w:rPr>
           </w:pPr>
-          <w:hyperlink w:anchor="_Toc223444417" w:history="1">
+          <w:hyperlink w:anchor="_Toc226808882" w:history="1">
             <w:r>
               <w:rPr>
                 <w:rStyle w:val="Hyperlink"/>
@@ -1677,7 +2397,7 @@
                 <w:noProof/>
                 <w:webHidden/>
               </w:rPr>
-              <w:instrText xml:space="preserve"> PAGEREF _Toc223444417 \h </w:instrText>
+              <w:instrText xml:space="preserve"> PAGEREF _Toc226808882 \h </w:instrText>
             </w:r>
             <w:r>
               <w:rPr>
@@ -1697,7 +2417,7 @@
                 <w:noProof/>
                 <w:webHidden/>
               </w:rPr>
-              <w:t>7</w:t>
+              <w:t>12</w:t>
             </w:r>
             <w:r>
               <w:rPr>
@@ -1723,7 +2443,7 @@
               <w:lang w:val="en-150" w:eastAsia="en-150"/>
             </w:rPr>
           </w:pPr>
-          <w:hyperlink w:anchor="_Toc223444418" w:history="1">
+          <w:hyperlink w:anchor="_Toc226808883" w:history="1">
             <w:r>
               <w:rPr>
                 <w:rStyle w:val="Hyperlink"/>
@@ -1767,7 +2487,7 @@
                 <w:noProof/>
                 <w:webHidden/>
               </w:rPr>
-              <w:instrText xml:space="preserve"> PAGEREF _Toc223444418 \h </w:instrText>
+              <w:instrText xml:space="preserve"> PAGEREF _Toc226808883 \h </w:instrText>
             </w:r>
             <w:r>
               <w:rPr>
@@ -1787,7 +2507,7 @@
                 <w:noProof/>
                 <w:webHidden/>
               </w:rPr>
-              <w:t>7</w:t>
+              <w:t>12</w:t>
             </w:r>
             <w:r>
               <w:rPr>
@@ -1813,7 +2533,7 @@
               <w:lang w:val="en-150" w:eastAsia="en-150"/>
             </w:rPr>
           </w:pPr>
-          <w:hyperlink w:anchor="_Toc223444419" w:history="1">
+          <w:hyperlink w:anchor="_Toc226808884" w:history="1">
             <w:r>
               <w:rPr>
                 <w:rStyle w:val="Hyperlink"/>
@@ -1857,7 +2577,7 @@
                 <w:noProof/>
                 <w:webHidden/>
               </w:rPr>
-              <w:instrText xml:space="preserve"> PAGEREF _Toc223444419 \h </w:instrText>
+              <w:instrText xml:space="preserve"> PAGEREF _Toc226808884 \h </w:instrText>
             </w:r>
             <w:r>
               <w:rPr>
@@ -1877,7 +2597,7 @@
                 <w:noProof/>
                 <w:webHidden/>
               </w:rPr>
-              <w:t>7</w:t>
+              <w:t>12</w:t>
             </w:r>
             <w:r>
               <w:rPr>
@@ -1903,7 +2623,7 @@
               <w:lang w:val="en-150" w:eastAsia="en-150"/>
             </w:rPr>
           </w:pPr>
-          <w:hyperlink w:anchor="_Toc223444420" w:history="1">
+          <w:hyperlink w:anchor="_Toc226808885" w:history="1">
             <w:r>
               <w:rPr>
                 <w:rStyle w:val="Hyperlink"/>
@@ -1947,7 +2667,7 @@
                 <w:noProof/>
                 <w:webHidden/>
               </w:rPr>
-              <w:instrText xml:space="preserve"> PAGEREF _Toc223444420 \h </w:instrText>
+              <w:instrText xml:space="preserve"> PAGEREF _Toc226808885 \h </w:instrText>
             </w:r>
             <w:r>
               <w:rPr>
@@ -1967,7 +2687,7 @@
                 <w:noProof/>
                 <w:webHidden/>
               </w:rPr>
-              <w:t>7</w:t>
+              <w:t>12</w:t>
             </w:r>
             <w:r>
               <w:rPr>
@@ -1993,7 +2713,7 @@
               <w:lang w:val="en-150" w:eastAsia="en-150"/>
             </w:rPr>
           </w:pPr>
-          <w:hyperlink w:anchor="_Toc223444421" w:history="1">
+          <w:hyperlink w:anchor="_Toc226808886" w:history="1">
             <w:r>
               <w:rPr>
                 <w:rStyle w:val="Hyperlink"/>
@@ -2037,7 +2757,7 @@
                 <w:noProof/>
                 <w:webHidden/>
               </w:rPr>
-              <w:instrText xml:space="preserve"> PAGEREF _Toc223444421 \h </w:instrText>
+              <w:instrText xml:space="preserve"> PAGEREF _Toc226808886 \h </w:instrText>
             </w:r>
             <w:r>
               <w:rPr>
@@ -2057,7 +2777,7 @@
                 <w:noProof/>
                 <w:webHidden/>
               </w:rPr>
-              <w:t>7</w:t>
+              <w:t>12</w:t>
             </w:r>
             <w:r>
               <w:rPr>
@@ -2083,7 +2803,7 @@
               <w:lang w:val="en-150" w:eastAsia="en-150"/>
             </w:rPr>
           </w:pPr>
-          <w:hyperlink w:anchor="_Toc223444422" w:history="1">
+          <w:hyperlink w:anchor="_Toc226808887" w:history="1">
             <w:r>
               <w:rPr>
                 <w:rStyle w:val="Hyperlink"/>
@@ -2127,7 +2847,7 @@
                 <w:noProof/>
                 <w:webHidden/>
               </w:rPr>
-              <w:instrText xml:space="preserve"> PAGEREF _Toc223444422 \h </w:instrText>
+              <w:instrText xml:space="preserve"> PAGEREF _Toc226808887 \h </w:instrText>
             </w:r>
             <w:r>
               <w:rPr>
@@ -2147,7 +2867,7 @@
                 <w:noProof/>
                 <w:webHidden/>
               </w:rPr>
-              <w:t>7</w:t>
+              <w:t>12</w:t>
             </w:r>
             <w:r>
               <w:rPr>
@@ -2173,7 +2893,7 @@
               <w:lang w:val="en-150" w:eastAsia="en-150"/>
             </w:rPr>
           </w:pPr>
-          <w:hyperlink w:anchor="_Toc223444423" w:history="1">
+          <w:hyperlink w:anchor="_Toc226808888" w:history="1">
             <w:r>
               <w:rPr>
                 <w:rStyle w:val="Hyperlink"/>
@@ -2217,7 +2937,7 @@
                 <w:noProof/>
                 <w:webHidden/>
               </w:rPr>
-              <w:instrText xml:space="preserve"> PAGEREF _Toc223444423 \h </w:instrText>
+              <w:instrText xml:space="preserve"> PAGEREF _Toc226808888 \h </w:instrText>
             </w:r>
             <w:r>
               <w:rPr>
@@ -2237,7 +2957,7 @@
                 <w:noProof/>
                 <w:webHidden/>
               </w:rPr>
-              <w:t>8</w:t>
+              <w:t>13</w:t>
             </w:r>
             <w:r>
               <w:rPr>
@@ -2263,7 +2983,7 @@
               <w:lang w:val="en-150" w:eastAsia="en-150"/>
             </w:rPr>
           </w:pPr>
-          <w:hyperlink w:anchor="_Toc223444424" w:history="1">
+          <w:hyperlink w:anchor="_Toc226808889" w:history="1">
             <w:r>
               <w:rPr>
                 <w:rStyle w:val="Hyperlink"/>
@@ -2307,7 +3027,7 @@
                 <w:noProof/>
                 <w:webHidden/>
               </w:rPr>
-              <w:instrText xml:space="preserve"> PAGEREF _Toc223444424 \h </w:instrText>
+              <w:instrText xml:space="preserve"> PAGEREF _Toc226808889 \h </w:instrText>
             </w:r>
             <w:r>
               <w:rPr>
@@ -2327,7 +3047,7 @@
                 <w:noProof/>
                 <w:webHidden/>
               </w:rPr>
-              <w:t>8</w:t>
+              <w:t>13</w:t>
             </w:r>
             <w:r>
               <w:rPr>
@@ -2353,7 +3073,7 @@
               <w:lang w:val="en-150" w:eastAsia="en-150"/>
             </w:rPr>
           </w:pPr>
-          <w:hyperlink w:anchor="_Toc223444425" w:history="1">
+          <w:hyperlink w:anchor="_Toc226808890" w:history="1">
             <w:r>
               <w:rPr>
                 <w:rStyle w:val="Hyperlink"/>
@@ -2397,7 +3117,7 @@
                 <w:noProof/>
                 <w:webHidden/>
               </w:rPr>
-              <w:instrText xml:space="preserve"> PAGEREF _Toc223444425 \h </w:instrText>
+              <w:instrText xml:space="preserve"> PAGEREF _Toc226808890 \h </w:instrText>
             </w:r>
             <w:r>
               <w:rPr>
@@ -2417,7 +3137,7 @@
                 <w:noProof/>
                 <w:webHidden/>
               </w:rPr>
-              <w:t>8</w:t>
+              <w:t>13</w:t>
             </w:r>
             <w:r>
               <w:rPr>
@@ -2443,7 +3163,7 @@
               <w:lang w:val="en-150" w:eastAsia="en-150"/>
             </w:rPr>
           </w:pPr>
-          <w:hyperlink w:anchor="_Toc223444426" w:history="1">
+          <w:hyperlink w:anchor="_Toc226808891" w:history="1">
             <w:r>
               <w:rPr>
                 <w:rStyle w:val="Hyperlink"/>
@@ -2487,7 +3207,7 @@
                 <w:noProof/>
                 <w:webHidden/>
               </w:rPr>
-              <w:instrText xml:space="preserve"> PAGEREF _Toc223444426 \h </w:instrText>
+              <w:instrText xml:space="preserve"> PAGEREF _Toc226808891 \h </w:instrText>
             </w:r>
             <w:r>
               <w:rPr>
@@ -2507,7 +3227,7 @@
                 <w:noProof/>
                 <w:webHidden/>
               </w:rPr>
-              <w:t>8</w:t>
+              <w:t>13</w:t>
             </w:r>
             <w:r>
               <w:rPr>
@@ -2533,7 +3253,7 @@
               <w:lang w:val="en-150" w:eastAsia="en-150"/>
             </w:rPr>
           </w:pPr>
-          <w:hyperlink w:anchor="_Toc223444427" w:history="1">
+          <w:hyperlink w:anchor="_Toc226808892" w:history="1">
             <w:r>
               <w:rPr>
                 <w:rStyle w:val="Hyperlink"/>
@@ -2577,7 +3297,7 @@
                 <w:noProof/>
                 <w:webHidden/>
               </w:rPr>
-              <w:instrText xml:space="preserve"> PAGEREF _Toc223444427 \h </w:instrText>
+              <w:instrText xml:space="preserve"> PAGEREF _Toc226808892 \h </w:instrText>
             </w:r>
             <w:r>
               <w:rPr>
@@ -2597,7 +3317,7 @@
                 <w:noProof/>
                 <w:webHidden/>
               </w:rPr>
-              <w:t>9</w:t>
+              <w:t>14</w:t>
             </w:r>
             <w:r>
               <w:rPr>
@@ -2623,7 +3343,7 @@
               <w:lang w:val="en-150" w:eastAsia="en-150"/>
             </w:rPr>
           </w:pPr>
-          <w:hyperlink w:anchor="_Toc223444428" w:history="1">
+          <w:hyperlink w:anchor="_Toc226808893" w:history="1">
             <w:r>
               <w:rPr>
                 <w:rStyle w:val="Hyperlink"/>
@@ -2667,7 +3387,7 @@
                 <w:noProof/>
                 <w:webHidden/>
               </w:rPr>
-              <w:instrText xml:space="preserve"> PAGEREF _Toc223444428 \h </w:instrText>
+              <w:instrText xml:space="preserve"> PAGEREF _Toc226808893 \h </w:instrText>
             </w:r>
             <w:r>
               <w:rPr>
@@ -2687,7 +3407,7 @@
                 <w:noProof/>
                 <w:webHidden/>
               </w:rPr>
-              <w:t>9</w:t>
+              <w:t>14</w:t>
             </w:r>
             <w:r>
               <w:rPr>
@@ -2713,7 +3433,7 @@
               <w:lang w:val="en-150" w:eastAsia="en-150"/>
             </w:rPr>
           </w:pPr>
-          <w:hyperlink w:anchor="_Toc223444429" w:history="1">
+          <w:hyperlink w:anchor="_Toc226808894" w:history="1">
             <w:r>
               <w:rPr>
                 <w:rStyle w:val="Hyperlink"/>
@@ -2757,7 +3477,7 @@
                 <w:noProof/>
                 <w:webHidden/>
               </w:rPr>
-              <w:instrText xml:space="preserve"> PAGEREF _Toc223444429 \h </w:instrText>
+              <w:instrText xml:space="preserve"> PAGEREF _Toc226808894 \h </w:instrText>
             </w:r>
             <w:r>
               <w:rPr>
@@ -2777,7 +3497,7 @@
                 <w:noProof/>
                 <w:webHidden/>
               </w:rPr>
-              <w:t>11</w:t>
+              <w:t>16</w:t>
             </w:r>
             <w:r>
               <w:rPr>
@@ -2803,7 +3523,7 @@
               <w:lang w:val="en-150" w:eastAsia="en-150"/>
             </w:rPr>
           </w:pPr>
-          <w:hyperlink w:anchor="_Toc223444430" w:history="1">
+          <w:hyperlink w:anchor="_Toc226808895" w:history="1">
             <w:r>
               <w:rPr>
                 <w:rStyle w:val="Hyperlink"/>
@@ -2847,7 +3567,7 @@
                 <w:noProof/>
                 <w:webHidden/>
               </w:rPr>
-              <w:instrText xml:space="preserve"> PAGEREF _Toc223444430 \h </w:instrText>
+              <w:instrText xml:space="preserve"> PAGEREF _Toc226808895 \h </w:instrText>
             </w:r>
             <w:r>
               <w:rPr>
@@ -2867,7 +3587,7 @@
                 <w:noProof/>
                 <w:webHidden/>
               </w:rPr>
-              <w:t>11</w:t>
+              <w:t>16</w:t>
             </w:r>
             <w:r>
               <w:rPr>
@@ -2893,7 +3613,7 @@
               <w:lang w:val="en-150" w:eastAsia="en-150"/>
             </w:rPr>
           </w:pPr>
-          <w:hyperlink w:anchor="_Toc223444431" w:history="1">
+          <w:hyperlink w:anchor="_Toc226808896" w:history="1">
             <w:r>
               <w:rPr>
                 <w:rStyle w:val="Hyperlink"/>
@@ -2937,7 +3657,7 @@
                 <w:noProof/>
                 <w:webHidden/>
               </w:rPr>
-              <w:instrText xml:space="preserve"> PAGEREF _Toc223444431 \h </w:instrText>
+              <w:instrText xml:space="preserve"> PAGEREF _Toc226808896 \h </w:instrText>
             </w:r>
             <w:r>
               <w:rPr>
@@ -2957,7 +3677,7 @@
                 <w:noProof/>
                 <w:webHidden/>
               </w:rPr>
-              <w:t>12</w:t>
+              <w:t>17</w:t>
             </w:r>
             <w:r>
               <w:rPr>
@@ -2983,7 +3703,7 @@
               <w:lang w:val="en-150" w:eastAsia="en-150"/>
             </w:rPr>
           </w:pPr>
-          <w:hyperlink w:anchor="_Toc223444432" w:history="1">
+          <w:hyperlink w:anchor="_Toc226808897" w:history="1">
             <w:r>
               <w:rPr>
                 <w:rStyle w:val="Hyperlink"/>
@@ -3027,7 +3747,7 @@
                 <w:noProof/>
                 <w:webHidden/>
               </w:rPr>
-              <w:instrText xml:space="preserve"> PAGEREF _Toc223444432 \h </w:instrText>
+              <w:instrText xml:space="preserve"> PAGEREF _Toc226808897 \h </w:instrText>
             </w:r>
             <w:r>
               <w:rPr>
@@ -3047,7 +3767,7 @@
                 <w:noProof/>
                 <w:webHidden/>
               </w:rPr>
-              <w:t>12</w:t>
+              <w:t>17</w:t>
             </w:r>
             <w:r>
               <w:rPr>
@@ -3073,7 +3793,7 @@
               <w:lang w:val="en-150" w:eastAsia="en-150"/>
             </w:rPr>
           </w:pPr>
-          <w:hyperlink w:anchor="_Toc223444433" w:history="1">
+          <w:hyperlink w:anchor="_Toc226808898" w:history="1">
             <w:r>
               <w:rPr>
                 <w:rStyle w:val="Hyperlink"/>
@@ -3117,7 +3837,7 @@
                 <w:noProof/>
                 <w:webHidden/>
               </w:rPr>
-              <w:instrText xml:space="preserve"> PAGEREF _Toc223444433 \h </w:instrText>
+              <w:instrText xml:space="preserve"> PAGEREF _Toc226808898 \h </w:instrText>
             </w:r>
             <w:r>
               <w:rPr>
@@ -3137,7 +3857,7 @@
                 <w:noProof/>
                 <w:webHidden/>
               </w:rPr>
-              <w:t>12</w:t>
+              <w:t>17</w:t>
             </w:r>
             <w:r>
               <w:rPr>
@@ -3163,7 +3883,7 @@
               <w:lang w:val="en-150" w:eastAsia="en-150"/>
             </w:rPr>
           </w:pPr>
-          <w:hyperlink w:anchor="_Toc223444434" w:history="1">
+          <w:hyperlink w:anchor="_Toc226808899" w:history="1">
             <w:r>
               <w:rPr>
                 <w:rStyle w:val="Hyperlink"/>
@@ -3207,7 +3927,7 @@
                 <w:noProof/>
                 <w:webHidden/>
               </w:rPr>
-              <w:instrText xml:space="preserve"> PAGEREF _Toc223444434 \h </w:instrText>
+              <w:instrText xml:space="preserve"> PAGEREF _Toc226808899 \h </w:instrText>
             </w:r>
             <w:r>
               <w:rPr>
@@ -3227,7 +3947,7 @@
                 <w:noProof/>
                 <w:webHidden/>
               </w:rPr>
-              <w:t>12</w:t>
+              <w:t>17</w:t>
             </w:r>
             <w:r>
               <w:rPr>
@@ -3253,7 +3973,7 @@
               <w:lang w:val="en-150" w:eastAsia="en-150"/>
             </w:rPr>
           </w:pPr>
-          <w:hyperlink w:anchor="_Toc223444435" w:history="1">
+          <w:hyperlink w:anchor="_Toc226808900" w:history="1">
             <w:r>
               <w:rPr>
                 <w:rStyle w:val="Hyperlink"/>
@@ -3297,7 +4017,7 @@
                 <w:noProof/>
                 <w:webHidden/>
               </w:rPr>
-              <w:instrText xml:space="preserve"> PAGEREF _Toc223444435 \h </w:instrText>
+              <w:instrText xml:space="preserve"> PAGEREF _Toc226808900 \h </w:instrText>
             </w:r>
             <w:r>
               <w:rPr>
@@ -3317,7 +4037,7 @@
                 <w:noProof/>
                 <w:webHidden/>
               </w:rPr>
-              <w:t>13</w:t>
+              <w:t>18</w:t>
             </w:r>
             <w:r>
               <w:rPr>
@@ -3343,7 +4063,7 @@
               <w:lang w:val="en-150" w:eastAsia="en-150"/>
             </w:rPr>
           </w:pPr>
-          <w:hyperlink w:anchor="_Toc223444436" w:history="1">
+          <w:hyperlink w:anchor="_Toc226808901" w:history="1">
             <w:r>
               <w:rPr>
                 <w:rStyle w:val="Hyperlink"/>
@@ -3387,7 +4107,7 @@
                 <w:noProof/>
                 <w:webHidden/>
               </w:rPr>
-              <w:instrText xml:space="preserve"> PAGEREF _Toc223444436 \h </w:instrText>
+              <w:instrText xml:space="preserve"> PAGEREF _Toc226808901 \h </w:instrText>
             </w:r>
             <w:r>
               <w:rPr>
@@ -3407,7 +4127,7 @@
                 <w:noProof/>
                 <w:webHidden/>
               </w:rPr>
-              <w:t>13</w:t>
+              <w:t>18</w:t>
             </w:r>
             <w:r>
               <w:rPr>
@@ -3433,7 +4153,7 @@
               <w:lang w:val="en-150" w:eastAsia="en-150"/>
             </w:rPr>
           </w:pPr>
-          <w:hyperlink w:anchor="_Toc223444437" w:history="1">
+          <w:hyperlink w:anchor="_Toc226808902" w:history="1">
             <w:r>
               <w:rPr>
                 <w:rStyle w:val="Hyperlink"/>
@@ -3477,7 +4197,7 @@
                 <w:noProof/>
                 <w:webHidden/>
               </w:rPr>
-              <w:instrText xml:space="preserve"> PAGEREF _Toc223444437 \h </w:instrText>
+              <w:instrText xml:space="preserve"> PAGEREF _Toc226808902 \h </w:instrText>
             </w:r>
             <w:r>
               <w:rPr>
@@ -3497,7 +4217,7 @@
                 <w:noProof/>
                 <w:webHidden/>
               </w:rPr>
-              <w:t>13</w:t>
+              <w:t>18</w:t>
             </w:r>
             <w:r>
               <w:rPr>
@@ -3523,7 +4243,7 @@
               <w:lang w:val="en-150" w:eastAsia="en-150"/>
             </w:rPr>
           </w:pPr>
-          <w:hyperlink w:anchor="_Toc223444438" w:history="1">
+          <w:hyperlink w:anchor="_Toc226808903" w:history="1">
             <w:r>
               <w:rPr>
                 <w:rStyle w:val="Hyperlink"/>
@@ -3567,7 +4287,7 @@
                 <w:noProof/>
                 <w:webHidden/>
               </w:rPr>
-              <w:instrText xml:space="preserve"> PAGEREF _Toc223444438 \h </w:instrText>
+              <w:instrText xml:space="preserve"> PAGEREF _Toc226808903 \h </w:instrText>
             </w:r>
             <w:r>
               <w:rPr>
@@ -3587,7 +4307,7 @@
                 <w:noProof/>
                 <w:webHidden/>
               </w:rPr>
-              <w:t>13</w:t>
+              <w:t>18</w:t>
             </w:r>
             <w:r>
               <w:rPr>
@@ -3613,7 +4333,7 @@
               <w:lang w:val="en-150" w:eastAsia="en-150"/>
             </w:rPr>
           </w:pPr>
-          <w:hyperlink w:anchor="_Toc223444439" w:history="1">
+          <w:hyperlink w:anchor="_Toc226808904" w:history="1">
             <w:r>
               <w:rPr>
                 <w:rStyle w:val="Hyperlink"/>
@@ -3657,7 +4377,7 @@
                 <w:noProof/>
                 <w:webHidden/>
               </w:rPr>
-              <w:instrText xml:space="preserve"> PAGEREF _Toc223444439 \h </w:instrText>
+              <w:instrText xml:space="preserve"> PAGEREF _Toc226808904 \h </w:instrText>
             </w:r>
             <w:r>
               <w:rPr>
@@ -3677,7 +4397,7 @@
                 <w:noProof/>
                 <w:webHidden/>
               </w:rPr>
-              <w:t>13</w:t>
+              <w:t>18</w:t>
             </w:r>
             <w:r>
               <w:rPr>
@@ -3703,7 +4423,7 @@
               <w:lang w:val="en-150" w:eastAsia="en-150"/>
             </w:rPr>
           </w:pPr>
-          <w:hyperlink w:anchor="_Toc223444440" w:history="1">
+          <w:hyperlink w:anchor="_Toc226808905" w:history="1">
             <w:r>
               <w:rPr>
                 <w:rStyle w:val="Hyperlink"/>
@@ -3747,7 +4467,7 @@
                 <w:noProof/>
                 <w:webHidden/>
               </w:rPr>
-              <w:instrText xml:space="preserve"> PAGEREF _Toc223444440 \h </w:instrText>
+              <w:instrText xml:space="preserve"> PAGEREF _Toc226808905 \h </w:instrText>
             </w:r>
             <w:r>
               <w:rPr>
@@ -3767,7 +4487,7 @@
                 <w:noProof/>
                 <w:webHidden/>
               </w:rPr>
-              <w:t>13</w:t>
+              <w:t>18</w:t>
             </w:r>
             <w:r>
               <w:rPr>
@@ -3793,7 +4513,7 @@
               <w:lang w:val="en-150" w:eastAsia="en-150"/>
             </w:rPr>
           </w:pPr>
-          <w:hyperlink w:anchor="_Toc223444441" w:history="1">
+          <w:hyperlink w:anchor="_Toc226808906" w:history="1">
             <w:r>
               <w:rPr>
                 <w:rStyle w:val="Hyperlink"/>
@@ -3837,7 +4557,7 @@
                 <w:noProof/>
                 <w:webHidden/>
               </w:rPr>
-              <w:instrText xml:space="preserve"> PAGEREF _Toc223444441 \h </w:instrText>
+              <w:instrText xml:space="preserve"> PAGEREF _Toc226808906 \h </w:instrText>
             </w:r>
             <w:r>
               <w:rPr>
@@ -3857,7 +4577,7 @@
                 <w:noProof/>
                 <w:webHidden/>
               </w:rPr>
-              <w:t>13</w:t>
+              <w:t>18</w:t>
             </w:r>
             <w:r>
               <w:rPr>
@@ -3883,7 +4603,7 @@
               <w:lang w:val="en-150" w:eastAsia="en-150"/>
             </w:rPr>
           </w:pPr>
-          <w:hyperlink w:anchor="_Toc223444442" w:history="1">
+          <w:hyperlink w:anchor="_Toc226808907" w:history="1">
             <w:r>
               <w:rPr>
                 <w:rStyle w:val="Hyperlink"/>
@@ -3927,7 +4647,7 @@
                 <w:noProof/>
                 <w:webHidden/>
               </w:rPr>
-              <w:instrText xml:space="preserve"> PAGEREF _Toc223444442 \h </w:instrText>
+              <w:instrText xml:space="preserve"> PAGEREF _Toc226808907 \h </w:instrText>
             </w:r>
             <w:r>
               <w:rPr>
@@ -3947,7 +4667,7 @@
                 <w:noProof/>
                 <w:webHidden/>
               </w:rPr>
-              <w:t>13</w:t>
+              <w:t>18</w:t>
             </w:r>
             <w:r>
               <w:rPr>
@@ -3999,7 +4719,7 @@
           <w:numId w:val="2"/>
         </w:numPr>
       </w:pPr>
-      <w:bookmarkStart w:id="0" w:name="_Toc223444400"/>
+      <w:bookmarkStart w:id="0" w:name="_Toc226808855"/>
       <w:r>
         <w:lastRenderedPageBreak/>
         <w:t>Introductions</w:t>
@@ -4011,10 +4731,27 @@
         <w:ind w:left="360"/>
       </w:pPr>
       <w:r>
-        <w:t>This project will consist of a procedurally generated dungeon game which will adapt to the player. It will use graph rewriting where the nodes will represent the room and specific nodes will be rewritten to fit the level. This works into the dynamic difficulty as depending of how the player plays the game the nodes in the next dungeon will cater to the play style making it easier or harder.</w:t>
-      </w:r>
-    </w:p>
-    <w:p/>
+        <w:t xml:space="preserve">This project will consist of a procedurally generated dungeon game which will adapt to the player. It will use graph rewriting where the nodes will represent the room and specific nodes will be rewritten to fit the level. This works into the dynamic difficulty as depending </w:t>
+      </w:r>
+      <w:proofErr w:type="gramStart"/>
+      <w:r>
+        <w:t>of</w:t>
+      </w:r>
+      <w:proofErr w:type="gramEnd"/>
+      <w:r>
+        <w:t xml:space="preserve"> how the player plays the game the nodes in the next dungeon will cater to the play style making it easier or harder.</w:t>
+      </w:r>
+    </w:p>
+    <w:p>
+      <w:pPr>
+        <w:ind w:left="360"/>
+      </w:pPr>
+    </w:p>
+    <w:p>
+      <w:pPr>
+        <w:ind w:left="360"/>
+      </w:pPr>
+    </w:p>
     <w:p>
       <w:pPr>
         <w:pStyle w:val="Heading1"/>
@@ -4023,11 +4760,835 @@
           <w:numId w:val="2"/>
         </w:numPr>
       </w:pPr>
-      <w:bookmarkStart w:id="1" w:name="_Toc223444401"/>
+      <w:r>
+        <w:t>Literature review introduction</w:t>
+      </w:r>
+    </w:p>
+    <w:p>
+      <w:pPr>
+        <w:ind w:left="360"/>
+      </w:pPr>
+      <w:r>
+        <w:t>Procedural generation and dynamic difficulty have been in the gaming industry for decades being used in projects separately or together. This paper goes through the different uses for these topics and how they can be used or have been used predominantly in dungeon design however there’s still research in different areas of procedural generation and difficulty to show a better understanding of the topic.</w:t>
+      </w:r>
+    </w:p>
+    <w:p>
+      <w:pPr>
+        <w:ind w:left="360"/>
+      </w:pPr>
+    </w:p>
+    <w:p>
+      <w:pPr>
+        <w:pStyle w:val="Heading1"/>
+        <w:numPr>
+          <w:ilvl w:val="0"/>
+          <w:numId w:val="2"/>
+        </w:numPr>
+      </w:pPr>
+      <w:r>
+        <w:t>Procedural Generation in game design</w:t>
+      </w:r>
+    </w:p>
+    <w:p/>
+    <w:p>
+      <w:pPr>
+        <w:pStyle w:val="Heading2"/>
+        <w:ind w:firstLine="720"/>
+      </w:pPr>
+      <w:bookmarkStart w:id="1" w:name="_Toc223440211"/>
+      <w:bookmarkStart w:id="2" w:name="_Toc226808858"/>
+      <w:r>
+        <w:t>3.1</w:t>
+      </w:r>
+      <w:r>
+        <w:t xml:space="preserve"> Defining Procedural Generation</w:t>
+      </w:r>
+      <w:bookmarkEnd w:id="1"/>
+      <w:bookmarkEnd w:id="2"/>
+    </w:p>
+    <w:p>
+      <w:r>
+        <w:t xml:space="preserve">Procedural Generation (PCG) is a commonly used algorithm which automatically generates data by computer. There are numerous approaches to PCG such as different types of structured environment generation, textures, and models. PCG provides rapid generation of diverse content allowing for replay ability in levels and reduced workload on designers reducing time and money. </w:t>
+      </w:r>
+      <w:proofErr w:type="gramStart"/>
+      <w:r>
+        <w:t>However</w:t>
+      </w:r>
+      <w:proofErr w:type="gramEnd"/>
+      <w:r>
+        <w:t xml:space="preserve"> this comes at a cost over a lack of control over the generation. Overall PCG in the gaming industry has allowed more time and money to be spent on different tasks with the cost of having either no control or little control. Furthermore, designers who decide on using PCG will be provided with options of </w:t>
+      </w:r>
+      <w:proofErr w:type="gramStart"/>
+      <w:r>
+        <w:t>semi controlled</w:t>
+      </w:r>
+      <w:proofErr w:type="gramEnd"/>
+      <w:r>
+        <w:t xml:space="preserve"> generation where the user has little input in the generation, or random generation where the contents of the level are purely made through computer generation.</w:t>
+      </w:r>
+    </w:p>
+    <w:p/>
+    <w:p/>
+    <w:p/>
+    <w:p>
+      <w:pPr>
+        <w:ind w:left="360"/>
+      </w:pPr>
+    </w:p>
+    <w:p/>
+    <w:p>
+      <w:pPr>
+        <w:pStyle w:val="Heading2"/>
+      </w:pPr>
+      <w:bookmarkStart w:id="3" w:name="_Toc223440212"/>
+      <w:bookmarkStart w:id="4" w:name="_Toc226808859"/>
+      <w:r>
+        <w:lastRenderedPageBreak/>
+        <w:t>3</w:t>
+      </w:r>
+      <w:r>
+        <w:t>.2 Design Motivations and benefits</w:t>
+      </w:r>
+      <w:bookmarkEnd w:id="3"/>
+      <w:bookmarkEnd w:id="4"/>
+    </w:p>
+    <w:p>
+      <w:r>
+        <w:t>https://web.archive.org/web/20240509013708/https://www.gamedeveloper.com/design/alien-languages-how-we-talk-about-procedural-generation</w:t>
+      </w:r>
+    </w:p>
+    <w:p>
+      <w:r>
+        <w:t xml:space="preserve">Design that uses PCG has a multitude of different motivations and benefits. </w:t>
+      </w:r>
+      <w:proofErr w:type="gramStart"/>
+      <w:r>
+        <w:t>Firstly</w:t>
+      </w:r>
+      <w:proofErr w:type="gramEnd"/>
+      <w:r>
+        <w:t xml:space="preserve"> unlike manually created generation this systems design is never the same, this results in the enhancement of replay ability in game design and variety in models and textures. Secondly with the content being created through an algorithm with little to no human interaction which reduces workload on the designers allowing time to spent on other tasks.</w:t>
+      </w:r>
+      <w:r>
+        <w:br/>
+      </w:r>
+    </w:p>
+    <w:p>
+      <w:pPr>
+        <w:pStyle w:val="Heading2"/>
+      </w:pPr>
+      <w:bookmarkStart w:id="5" w:name="_Toc223440213"/>
+      <w:bookmarkStart w:id="6" w:name="_Toc226808860"/>
+      <w:r>
+        <w:t>3</w:t>
+      </w:r>
+      <w:r>
+        <w:t>.3 Applications of Procedural Generation in spatial design</w:t>
+      </w:r>
+      <w:bookmarkEnd w:id="5"/>
+      <w:bookmarkEnd w:id="6"/>
+    </w:p>
+    <w:p/>
+    <w:p>
+      <w:pPr>
+        <w:pStyle w:val="Heading3"/>
+      </w:pPr>
+      <w:bookmarkStart w:id="7" w:name="_Toc223440214"/>
+      <w:bookmarkStart w:id="8" w:name="_Toc226808861"/>
+      <w:r>
+        <w:t>3</w:t>
+      </w:r>
+      <w:r>
+        <w:t>.3.1 Structured Environment Generation: Terrain</w:t>
+      </w:r>
+      <w:bookmarkEnd w:id="7"/>
+      <w:bookmarkEnd w:id="8"/>
+    </w:p>
+    <w:p>
+      <w:r>
+        <w:t xml:space="preserve">Through out the years there has been numerous different </w:t>
+      </w:r>
+      <w:proofErr w:type="gramStart"/>
+      <w:r>
+        <w:t>way</w:t>
+      </w:r>
+      <w:proofErr w:type="gramEnd"/>
+      <w:r>
+        <w:t xml:space="preserve"> for procedural generation being used to create terrains, some of these methods </w:t>
+      </w:r>
+      <w:proofErr w:type="gramStart"/>
+      <w:r>
+        <w:t>include;</w:t>
+      </w:r>
+      <w:proofErr w:type="gramEnd"/>
+      <w:r>
+        <w:t xml:space="preserve"> bitmapping,</w:t>
+      </w:r>
+      <w:r>
+        <w:t xml:space="preserve"> </w:t>
+      </w:r>
+      <w:r>
+        <w:t xml:space="preserve">Fractal terrain and Perlin noise. </w:t>
+      </w:r>
+    </w:p>
+    <w:p>
+      <w:r>
+        <w:t xml:space="preserve">Firstly, bitmaps are a technique which takes an image then takes the features on the map which is used to generate detailed data for each small feature. The height for these features is determined by the colour of them on the map. Designers use bitmaps to have specific locations on the map that wouldn’t be generated randomly, allowing the designer to have control over the layout. </w:t>
+      </w:r>
+      <w:proofErr w:type="gramStart"/>
+      <w:r>
+        <w:t>However</w:t>
+      </w:r>
+      <w:proofErr w:type="gramEnd"/>
+      <w:r>
+        <w:t xml:space="preserve"> this means it needs to have an input meaning human involvement is semi needed. Overall bitmap terrain generation is exceptional when it comes to a controlled option of procedural generation.</w:t>
+      </w:r>
+    </w:p>
+    <w:p/>
+    <w:p>
+      <w:pPr>
+        <w:keepNext/>
+        <w:jc w:val="center"/>
+      </w:pPr>
+      <w:r>
+        <w:rPr>
+          <w:noProof/>
+        </w:rPr>
+        <w:drawing>
+          <wp:inline distT="0" distB="0" distL="0" distR="0" wp14:anchorId="0EF81FA8" wp14:editId="5FE3387C">
+            <wp:extent cx="3553321" cy="1267002"/>
+            <wp:effectExtent l="0" t="0" r="9525" b="9525"/>
+            <wp:docPr id="353869753" name="Picture 1"/>
+            <wp:cNvGraphicFramePr>
+              <a:graphicFrameLocks xmlns:a="http://schemas.openxmlformats.org/drawingml/2006/main" noChangeAspect="1"/>
+            </wp:cNvGraphicFramePr>
+            <a:graphic xmlns:a="http://schemas.openxmlformats.org/drawingml/2006/main">
+              <a:graphicData uri="http://schemas.openxmlformats.org/drawingml/2006/picture">
+                <pic:pic xmlns:pic="http://schemas.openxmlformats.org/drawingml/2006/picture">
+                  <pic:nvPicPr>
+                    <pic:cNvPr id="353869753" name=""/>
+                    <pic:cNvPicPr/>
+                  </pic:nvPicPr>
+                  <pic:blipFill>
+                    <a:blip r:embed="rId6"/>
+                    <a:stretch>
+                      <a:fillRect/>
+                    </a:stretch>
+                  </pic:blipFill>
+                  <pic:spPr>
+                    <a:xfrm>
+                      <a:off x="0" y="0"/>
+                      <a:ext cx="3553321" cy="1267002"/>
+                    </a:xfrm>
+                    <a:prstGeom prst="rect">
+                      <a:avLst/>
+                    </a:prstGeom>
+                  </pic:spPr>
+                </pic:pic>
+              </a:graphicData>
+            </a:graphic>
+          </wp:inline>
+        </w:drawing>
+      </w:r>
+    </w:p>
+    <w:p>
+      <w:pPr>
+        <w:pStyle w:val="Caption"/>
+        <w:jc w:val="center"/>
+      </w:pPr>
+      <w:bookmarkStart w:id="9" w:name="_Toc223443048"/>
+      <w:r>
+        <w:t xml:space="preserve">Figure </w:t>
+      </w:r>
+      <w:r>
+        <w:fldChar w:fldCharType="begin"/>
+      </w:r>
+      <w:r>
+        <w:instrText xml:space="preserve"> SEQ Figure \* ARABIC </w:instrText>
+      </w:r>
+      <w:r>
+        <w:fldChar w:fldCharType="separate"/>
+      </w:r>
+      <w:r>
+        <w:rPr>
+          <w:noProof/>
+        </w:rPr>
+        <w:t>1</w:t>
+      </w:r>
+      <w:r>
+        <w:fldChar w:fldCharType="end"/>
+      </w:r>
+      <w:r>
+        <w:t xml:space="preserve"> Bit-Map Terrain Generation </w:t>
+      </w:r>
+      <w:r>
+        <w:t>Kennard, S. (2021, April 1). A beginner’s look at using Perlin Noise for procedural map generation. Medium. https://samkennard.medium.com/a-beginners-look-at-using-perlin-noise-for-procedural-map-generation-4b8c7f6d2977</w:t>
+      </w:r>
+      <w:bookmarkEnd w:id="9"/>
+    </w:p>
+    <w:p>
+      <w:r>
+        <w:t>Secondly, fractal terrain</w:t>
+      </w:r>
+    </w:p>
+    <w:p>
+      <w:r>
+        <w:t>Finally, Perlin noise is a pseudo random procedural generation method that is normally used in 2D generation. Unlike noise, which is a random number generator with no rules, Perlin noise is random with rules. What this means is that during generation rules can be made for more specific generation for example in generation having mountains, pivots in specific spots during generation. This also means that the only limit to what is generated is the rules set by the designer. Overall Perlin noise can be used to generate a range of different terrains if the rules are set by the designer.</w:t>
+      </w:r>
+    </w:p>
+    <w:p>
+      <w:pPr>
+        <w:keepNext/>
+        <w:jc w:val="center"/>
+      </w:pPr>
+      <w:r>
+        <w:rPr>
+          <w:noProof/>
+        </w:rPr>
+        <w:lastRenderedPageBreak/>
+        <w:drawing>
+          <wp:inline distT="0" distB="0" distL="0" distR="0" wp14:anchorId="2AFADFB0" wp14:editId="75643954">
+            <wp:extent cx="4201111" cy="3543795"/>
+            <wp:effectExtent l="0" t="0" r="0" b="0"/>
+            <wp:docPr id="1300021962" name="Picture 1"/>
+            <wp:cNvGraphicFramePr>
+              <a:graphicFrameLocks xmlns:a="http://schemas.openxmlformats.org/drawingml/2006/main" noChangeAspect="1"/>
+            </wp:cNvGraphicFramePr>
+            <a:graphic xmlns:a="http://schemas.openxmlformats.org/drawingml/2006/main">
+              <a:graphicData uri="http://schemas.openxmlformats.org/drawingml/2006/picture">
+                <pic:pic xmlns:pic="http://schemas.openxmlformats.org/drawingml/2006/picture">
+                  <pic:nvPicPr>
+                    <pic:cNvPr id="1300021962" name=""/>
+                    <pic:cNvPicPr/>
+                  </pic:nvPicPr>
+                  <pic:blipFill>
+                    <a:blip r:embed="rId7"/>
+                    <a:stretch>
+                      <a:fillRect/>
+                    </a:stretch>
+                  </pic:blipFill>
+                  <pic:spPr>
+                    <a:xfrm>
+                      <a:off x="0" y="0"/>
+                      <a:ext cx="4201111" cy="3543795"/>
+                    </a:xfrm>
+                    <a:prstGeom prst="rect">
+                      <a:avLst/>
+                    </a:prstGeom>
+                  </pic:spPr>
+                </pic:pic>
+              </a:graphicData>
+            </a:graphic>
+          </wp:inline>
+        </w:drawing>
+      </w:r>
+    </w:p>
+    <w:p>
+      <w:pPr>
+        <w:pStyle w:val="Caption"/>
+        <w:jc w:val="center"/>
+      </w:pPr>
+      <w:r>
+        <w:t xml:space="preserve">Figure </w:t>
+      </w:r>
+      <w:r>
+        <w:fldChar w:fldCharType="begin"/>
+      </w:r>
+      <w:r>
+        <w:instrText xml:space="preserve"> SEQ Figure \* ARABIC </w:instrText>
+      </w:r>
+      <w:r>
+        <w:fldChar w:fldCharType="separate"/>
+      </w:r>
+      <w:r>
+        <w:rPr>
+          <w:noProof/>
+        </w:rPr>
+        <w:t>2</w:t>
+      </w:r>
+      <w:r>
+        <w:fldChar w:fldCharType="end"/>
+      </w:r>
+      <w:r>
+        <w:t xml:space="preserve"> Perlin Noise </w:t>
+      </w:r>
+      <w:r>
+        <w:t>Generation Kennard, S. (2021, April 1). A beginner’s look at using Perlin Noise for procedural map generation. Medium. https://samkennard.medium.com/a-beginners-look-at-using-perlin-noise-for-procedural-map-generation-4b8c7f6d2977</w:t>
+      </w:r>
+    </w:p>
+    <w:p/>
+    <w:p>
+      <w:pPr>
+        <w:pStyle w:val="Heading3"/>
+      </w:pPr>
+      <w:bookmarkStart w:id="10" w:name="_Toc223440215"/>
+      <w:bookmarkStart w:id="11" w:name="_Toc226808862"/>
+      <w:r>
+        <w:t>3</w:t>
+      </w:r>
+      <w:r>
+        <w:t>.3.2 Structured Environment Generation: Dungeons</w:t>
+      </w:r>
+      <w:bookmarkEnd w:id="10"/>
+      <w:bookmarkEnd w:id="11"/>
+    </w:p>
+    <w:p>
+      <w:hyperlink r:id="rId8" w:history="1">
+        <w:r>
+          <w:rPr>
+            <w:rStyle w:val="Hyperlink"/>
+          </w:rPr>
+          <w:t>https://www.youtube.com/watch?time_continue=328&amp;v=Pwq6OFiQ-lA&amp;embeds_referring_euri=https%3A%2F%2Fwww.google.com%2Fsearch%3Fq%3Droom%2Bbased%2Bworld%2Bgeneration%26oq%3Droom%2Bbased%2Bworld%2Bgeneration%26gs_lcrp%3DEgZjaHJvbWUyBggAEEUYOTIHCAEQI&amp;source_ve_path=MjM4NTE</w:t>
+        </w:r>
+      </w:hyperlink>
+    </w:p>
+    <w:p>
+      <w:r>
+        <w:t>https://remptongames.com/2018/01/25/going-rogue-like-when-to-use-procedurally-generated-environments-in-games/</w:t>
+      </w:r>
+    </w:p>
+    <w:p/>
+    <w:p>
+      <w:r>
+        <w:t>Dungeon based procedural generation has been used to show off the different capabilities of procedural generation. Dungeon generation normally uses a method called Room Based World Generation, this uses predesigned or procedurally generated room prefabs and links them through exits while relying on algorithms to place, rotate and connect rooms. The provided option of having predesigned rooms allows there to be high quality levels without the fear of a room not generating properly. The use of mixing different rooms together also keeps the replay able nature of PCG. This method however still has its flaws due to potentially not having enough rooms in selection the dungeon will feel repetitive. Overall if done correctly room-based world generation has a lot of potential in creating high quality dungeons.</w:t>
+      </w:r>
+    </w:p>
+    <w:p>
+      <w:pPr>
+        <w:pStyle w:val="Heading3"/>
+      </w:pPr>
+      <w:bookmarkStart w:id="12" w:name="_Toc223440216"/>
+      <w:bookmarkStart w:id="13" w:name="_Toc226808863"/>
+      <w:r>
+        <w:t>3</w:t>
+      </w:r>
+      <w:r>
+        <w:t>.3.3 Algorithmic Approaches to dungeon Generation</w:t>
+      </w:r>
+      <w:bookmarkEnd w:id="12"/>
+      <w:bookmarkEnd w:id="13"/>
+    </w:p>
+    <w:p>
+      <w:r>
+        <w:t xml:space="preserve">There are countless different algorithms used with procedural generation to generate dungeon levels these </w:t>
+      </w:r>
+      <w:proofErr w:type="gramStart"/>
+      <w:r>
+        <w:t>include,</w:t>
+      </w:r>
+      <w:proofErr w:type="gramEnd"/>
+      <w:r>
+        <w:t xml:space="preserve"> Graph &amp; shape grammars, Genetic Algorithms, and generative grammars.</w:t>
+      </w:r>
+    </w:p>
+    <w:p>
+      <w:r>
+        <w:lastRenderedPageBreak/>
+        <w:t xml:space="preserve">Genetic Algorithms are a search-based evolutionary algorithm that try to find an optimal solution to a problem using genetic representation and genetic fitness function. Genetic representation is used to encode a possible solution intro strings which are called genes. Fitness functions are then used to measure the quality of the solutions. The genetic algorithm goes through an iterative process of calculating fitness, selecting and combining the best couple of strings from a population into new strings. During this process a character can randomly change a single character in a string, this process is called mutation, and this ensures that given infinite iterations the optimal solution will be found. </w:t>
+      </w:r>
+      <w:r>
+        <w:t>Hartsook et al. presented a technique for automatic generation of role-playing game worlds based on a story. The story can be man-made or generated. They map story to game space by using a metaphor of islands and bridges, and capture both in a space tree. Islands are areas where plot points of the story occur. Bridges link islands together (although they are ‘locations’ and not ‘roads’).</w:t>
+      </w:r>
+      <w:r>
+        <w:t xml:space="preserve"> </w:t>
+      </w:r>
+    </w:p>
+    <w:p>
+      <w:pPr>
+        <w:rPr>
+          <w:lang w:val="en-GB"/>
+        </w:rPr>
+      </w:pPr>
+      <w:r>
+        <w:t>Generative grammars normally consist of an alphabet and a set of rules, these rules employ rewrite operations where symbols are replaced by other symbols, these rewrites use right side rule. An example of this is that there may be a rule where ‘S’ is replaced with ‘ab’. Some symbols cannot be replaced as they have no rules connected to them, these symbols are called terminals and are represented by lowercase symbols.</w:t>
+      </w:r>
+      <w:r>
+        <w:t xml:space="preserve"> </w:t>
+      </w:r>
+      <w:r>
+        <w:t xml:space="preserve">In game design grammars can be used to describe games when the alphabet </w:t>
+      </w:r>
+      <w:proofErr w:type="gramStart"/>
+      <w:r>
+        <w:t>consist</w:t>
+      </w:r>
+      <w:proofErr w:type="gramEnd"/>
+      <w:r>
+        <w:t xml:space="preserve"> of a series of symbols to represent game specific concepts, for example in in dungeon design you could </w:t>
+      </w:r>
+      <w:proofErr w:type="gramStart"/>
+      <w:r>
+        <w:t xml:space="preserve">see  </w:t>
+      </w:r>
+      <w:r>
+        <w:t>Dungeon</w:t>
+      </w:r>
+      <w:proofErr w:type="gramEnd"/>
+      <w:r>
+        <w:t xml:space="preserve"> </w:t>
+      </w:r>
+      <w:r>
+        <w:t>-&gt;</w:t>
+      </w:r>
+      <w:r>
+        <w:t xml:space="preserve"> Obstacle + treasure</w:t>
+      </w:r>
+      <w:r>
+        <w:t xml:space="preserve"> or </w:t>
+      </w:r>
+      <w:r>
+        <w:t xml:space="preserve">Obstacle </w:t>
+      </w:r>
+      <w:r>
+        <w:t>-&gt;</w:t>
+      </w:r>
+      <w:r>
+        <w:t xml:space="preserve"> key + Obstacle + lock + Obstacle</w:t>
+      </w:r>
+      <w:r>
+        <w:t xml:space="preserve">. </w:t>
+      </w:r>
+    </w:p>
+    <w:p>
+      <w:r>
+        <w:t xml:space="preserve">Graph Grammars are discussed in relation with level generation by David Adams in his 2002 </w:t>
+      </w:r>
+      <w:proofErr w:type="gramStart"/>
+      <w:r>
+        <w:t>bachelors</w:t>
+      </w:r>
+      <w:proofErr w:type="gramEnd"/>
+      <w:r>
+        <w:t xml:space="preserve"> thesis Automatic Generation of Dungeons for computer Games. They are a specialised for of grammars that uses graphs that consist of edges and nodes. These nodes can be selected for rewriting with a new structure of nodes and edges using the left hand to right hand rule where the character on the left takes on the character of the rights as shown in figure 3. This method is normally used to create the mission structure of the dungeon consisting of the room types for example start, enemy, lock, key, treasure and end rooms. These graphs are designed to be solvable, so the game terminates correctly with the level being in the correct order.</w:t>
+      </w:r>
+    </w:p>
+    <w:p>
+      <w:pPr>
+        <w:keepNext/>
+        <w:jc w:val="center"/>
+      </w:pPr>
+      <w:r>
+        <w:rPr>
+          <w:noProof/>
+        </w:rPr>
+        <w:drawing>
+          <wp:inline distT="0" distB="0" distL="0" distR="0" wp14:anchorId="20F835EB" wp14:editId="6D392926">
+            <wp:extent cx="2391109" cy="1162212"/>
+            <wp:effectExtent l="0" t="0" r="9525" b="0"/>
+            <wp:docPr id="1310013875" name="Picture 1"/>
+            <wp:cNvGraphicFramePr>
+              <a:graphicFrameLocks xmlns:a="http://schemas.openxmlformats.org/drawingml/2006/main" noChangeAspect="1"/>
+            </wp:cNvGraphicFramePr>
+            <a:graphic xmlns:a="http://schemas.openxmlformats.org/drawingml/2006/main">
+              <a:graphicData uri="http://schemas.openxmlformats.org/drawingml/2006/picture">
+                <pic:pic xmlns:pic="http://schemas.openxmlformats.org/drawingml/2006/picture">
+                  <pic:nvPicPr>
+                    <pic:cNvPr id="1310013875" name=""/>
+                    <pic:cNvPicPr/>
+                  </pic:nvPicPr>
+                  <pic:blipFill>
+                    <a:blip r:embed="rId9"/>
+                    <a:stretch>
+                      <a:fillRect/>
+                    </a:stretch>
+                  </pic:blipFill>
+                  <pic:spPr>
+                    <a:xfrm>
+                      <a:off x="0" y="0"/>
+                      <a:ext cx="2391109" cy="1162212"/>
+                    </a:xfrm>
+                    <a:prstGeom prst="rect">
+                      <a:avLst/>
+                    </a:prstGeom>
+                  </pic:spPr>
+                </pic:pic>
+              </a:graphicData>
+            </a:graphic>
+          </wp:inline>
+        </w:drawing>
+      </w:r>
+    </w:p>
+    <w:p>
+      <w:pPr>
+        <w:pStyle w:val="Caption"/>
+        <w:jc w:val="center"/>
+      </w:pPr>
+      <w:bookmarkStart w:id="14" w:name="_Toc223443049"/>
+      <w:r>
+        <w:t xml:space="preserve">Figure </w:t>
+      </w:r>
+      <w:r>
+        <w:fldChar w:fldCharType="begin"/>
+      </w:r>
+      <w:r>
+        <w:instrText xml:space="preserve"> SEQ Figure \* ARABIC </w:instrText>
+      </w:r>
+      <w:r>
+        <w:fldChar w:fldCharType="separate"/>
+      </w:r>
+      <w:r>
+        <w:rPr>
+          <w:noProof/>
+        </w:rPr>
+        <w:t>3</w:t>
+      </w:r>
+      <w:r>
+        <w:fldChar w:fldCharType="end"/>
+      </w:r>
+      <w:r>
+        <w:t xml:space="preserve"> An example of a graph grammar rule </w:t>
+      </w:r>
+      <w:r>
+        <w:t xml:space="preserve">Dormans, J. (n.d.). Adventures in Level Design: Generating Missions and Spaces for </w:t>
+      </w:r>
+      <w:proofErr w:type="gramStart"/>
+      <w:r>
+        <w:t>Action Adventure</w:t>
+      </w:r>
+      <w:proofErr w:type="gramEnd"/>
+      <w:r>
+        <w:t xml:space="preserve"> Games. [online] Available at: https://pcgworkshop.com/archive/dormans2010adventures.pdf.</w:t>
+      </w:r>
+      <w:bookmarkEnd w:id="14"/>
+    </w:p>
+    <w:p>
+      <w:r>
+        <w:t>Shape grammars are used in the creation of space in a level. This is done through using special markers that are used to create space for specific rooms defining starting and ending points for the generated space as shown in figure 4. These come in handy when given a mission structure using symbols due to the symbols being able to be used as building instructions.</w:t>
+      </w:r>
+    </w:p>
+    <w:p>
+      <w:pPr>
+        <w:pStyle w:val="ListParagraph"/>
+        <w:keepNext/>
+        <w:jc w:val="center"/>
+      </w:pPr>
+      <w:r>
+        <w:rPr>
+          <w:b/>
+          <w:bCs/>
+          <w:noProof/>
+          <w:u w:val="single"/>
+        </w:rPr>
+        <w:lastRenderedPageBreak/>
+        <w:drawing>
+          <wp:inline distT="0" distB="0" distL="0" distR="0" wp14:anchorId="44EC7A29" wp14:editId="3F174B57">
+            <wp:extent cx="3048425" cy="2353003"/>
+            <wp:effectExtent l="0" t="0" r="0" b="9525"/>
+            <wp:docPr id="1705328144" name="Picture 1"/>
+            <wp:cNvGraphicFramePr>
+              <a:graphicFrameLocks xmlns:a="http://schemas.openxmlformats.org/drawingml/2006/main" noChangeAspect="1"/>
+            </wp:cNvGraphicFramePr>
+            <a:graphic xmlns:a="http://schemas.openxmlformats.org/drawingml/2006/main">
+              <a:graphicData uri="http://schemas.openxmlformats.org/drawingml/2006/picture">
+                <pic:pic xmlns:pic="http://schemas.openxmlformats.org/drawingml/2006/picture">
+                  <pic:nvPicPr>
+                    <pic:cNvPr id="1705328144" name=""/>
+                    <pic:cNvPicPr/>
+                  </pic:nvPicPr>
+                  <pic:blipFill>
+                    <a:blip r:embed="rId10"/>
+                    <a:stretch>
+                      <a:fillRect/>
+                    </a:stretch>
+                  </pic:blipFill>
+                  <pic:spPr>
+                    <a:xfrm>
+                      <a:off x="0" y="0"/>
+                      <a:ext cx="3048425" cy="2353003"/>
+                    </a:xfrm>
+                    <a:prstGeom prst="rect">
+                      <a:avLst/>
+                    </a:prstGeom>
+                  </pic:spPr>
+                </pic:pic>
+              </a:graphicData>
+            </a:graphic>
+          </wp:inline>
+        </w:drawing>
+      </w:r>
+    </w:p>
+    <w:p>
+      <w:pPr>
+        <w:pStyle w:val="Caption"/>
+        <w:jc w:val="center"/>
+        <w:rPr>
+          <w:b/>
+          <w:bCs/>
+          <w:u w:val="single"/>
+        </w:rPr>
+      </w:pPr>
+      <w:bookmarkStart w:id="15" w:name="_Toc223443050"/>
+      <w:r>
+        <w:t xml:space="preserve">Figure </w:t>
+      </w:r>
+      <w:r>
+        <w:fldChar w:fldCharType="begin"/>
+      </w:r>
+      <w:r>
+        <w:instrText xml:space="preserve"> SEQ Figure \* ARABIC </w:instrText>
+      </w:r>
+      <w:r>
+        <w:fldChar w:fldCharType="separate"/>
+      </w:r>
+      <w:r>
+        <w:rPr>
+          <w:noProof/>
+        </w:rPr>
+        <w:t>4</w:t>
+      </w:r>
+      <w:r>
+        <w:fldChar w:fldCharType="end"/>
+      </w:r>
+      <w:r>
+        <w:t xml:space="preserve"> Shape grammar a) alphabet, b) rules and c) output </w:t>
+      </w:r>
+      <w:r>
+        <w:t xml:space="preserve">Dormans, J. (n.d.). Adventures in Level Design: Generating Missions and Spaces for </w:t>
+      </w:r>
+      <w:proofErr w:type="gramStart"/>
+      <w:r>
+        <w:t>Action Adventure</w:t>
+      </w:r>
+      <w:proofErr w:type="gramEnd"/>
+      <w:r>
+        <w:t xml:space="preserve"> Games. [online] Available at: https://pcgworkshop.com/archive/dormans2010adventures.pdf.</w:t>
+      </w:r>
+      <w:bookmarkEnd w:id="15"/>
+    </w:p>
+    <w:p/>
+    <w:p>
+      <w:pPr>
+        <w:pStyle w:val="ListParagraph"/>
+        <w:ind w:left="0"/>
+      </w:pPr>
+      <w:r>
+        <w:t xml:space="preserve">Graph grammars and shape grammars assist one another in dungeon creation. Shape grammars use the mission symbols created by the graph grammar to create the space for the dungeons. They benefit one another due to graph grammars being used to build structure with no space, and shape grammar makes space but has no structure. </w:t>
+      </w:r>
+      <w:proofErr w:type="gramStart"/>
+      <w:r>
+        <w:t>Overall</w:t>
+      </w:r>
+      <w:proofErr w:type="gramEnd"/>
+      <w:r>
+        <w:t xml:space="preserve"> together these methods </w:t>
+      </w:r>
+      <w:proofErr w:type="gramStart"/>
+      <w:r>
+        <w:t>excels</w:t>
+      </w:r>
+      <w:proofErr w:type="gramEnd"/>
+      <w:r>
+        <w:t xml:space="preserve"> together by filling in the operations the other cannot perform well.</w:t>
+      </w:r>
+    </w:p>
+    <w:p/>
+    <w:p/>
+    <w:p/>
+    <w:p>
+      <w:pPr>
+        <w:pStyle w:val="Heading1"/>
+      </w:pPr>
+      <w:bookmarkStart w:id="16" w:name="_Toc223440217"/>
+      <w:bookmarkStart w:id="17" w:name="_Toc226808864"/>
+      <w:r>
+        <w:t>4</w:t>
+      </w:r>
+      <w:r>
+        <w:t xml:space="preserve"> How Dynamic Difficulty Adjustment is used in game design</w:t>
+      </w:r>
+      <w:bookmarkEnd w:id="16"/>
+      <w:bookmarkEnd w:id="17"/>
+    </w:p>
+    <w:p>
+      <w:pPr>
+        <w:pStyle w:val="Heading1"/>
+      </w:pPr>
+      <w:bookmarkStart w:id="18" w:name="_Toc223440218"/>
+      <w:bookmarkStart w:id="19" w:name="_Toc226808865"/>
+      <w:proofErr w:type="gramStart"/>
+      <w:r>
+        <w:t>4</w:t>
+      </w:r>
+      <w:r>
+        <w:t>.?How</w:t>
+      </w:r>
+      <w:proofErr w:type="gramEnd"/>
+      <w:r>
+        <w:t xml:space="preserve"> modern games use Dynamic Difficulty adjustment?</w:t>
+      </w:r>
+      <w:bookmarkEnd w:id="18"/>
+      <w:bookmarkEnd w:id="19"/>
+    </w:p>
+    <w:p>
+      <w:r>
+        <w:t xml:space="preserve">Dynamic Difficulty Adjustment (DDA) is commonly implemented in modern games by adapting difficulty in response to player performance. In Resident evil 4, difficulty is managed with a rank systems having ranks 1 – 10. Player performance stats such as accuracy, damage taken, deaths, dynamically influence this rank. Strong performances increase which will reduce resources and increase enemy aggression, where as failure reduced the rank which decrease the difficulty. This means for newer players they can feel more accomplished when beating an area after dying a lot as this rank is hidden so to </w:t>
+      </w:r>
+      <w:proofErr w:type="gramStart"/>
+      <w:r>
+        <w:t>them</w:t>
+      </w:r>
+      <w:proofErr w:type="gramEnd"/>
+      <w:r>
+        <w:t xml:space="preserve"> they’re just getting better, so they feel accomplished. However, players may react negatively if adaptive difficulty undermines their skill.</w:t>
+      </w:r>
+    </w:p>
+    <w:p/>
+    <w:p>
+      <w:r>
+        <w:t xml:space="preserve">Similarly, </w:t>
+      </w:r>
+      <w:r>
+        <w:t>L</w:t>
+      </w:r>
+      <w:r>
+        <w:t>eft for Dead 2</w:t>
+      </w:r>
+      <w:r>
+        <w:t xml:space="preserve"> uses a</w:t>
+      </w:r>
+      <w:r>
+        <w:t>n AI-driven system known as the</w:t>
+      </w:r>
+      <w:r>
+        <w:t xml:space="preserve"> </w:t>
+      </w:r>
+      <w:r>
+        <w:t>“</w:t>
+      </w:r>
+      <w:r>
+        <w:t>AI Director</w:t>
+      </w:r>
+      <w:r>
+        <w:t xml:space="preserve">” </w:t>
+      </w:r>
+      <w:r>
+        <w:t>which monitors</w:t>
+      </w:r>
+      <w:r>
+        <w:t xml:space="preserve"> variables such as</w:t>
+      </w:r>
+      <w:r>
+        <w:t xml:space="preserve"> player health</w:t>
+      </w:r>
+      <w:r>
+        <w:t>, progression speed, and resource levels. The Director then dynamically adjusts enemy spawn rates and item placement. Unlike normal static difficulties this system introduces change between playthroughs which enhances replay ability. However, adaptive systems that increase difficulty may feel like a punishment for performing strong, for example when high level enemies (e.g. Tanks) are introduced in moments of player vulnerability. Furthermore, players may attempt to exploit the DDA system by maintaining a lower performance to trigger assistance which cannot be changed without interfering with the system.</w:t>
+      </w:r>
+    </w:p>
+    <w:p/>
+    <w:p/>
+    <w:p>
+      <w:pPr>
+        <w:pStyle w:val="Heading1"/>
+        <w:numPr>
+          <w:ilvl w:val="0"/>
+          <w:numId w:val="2"/>
+        </w:numPr>
+      </w:pPr>
+      <w:bookmarkStart w:id="20" w:name="_Toc226808866"/>
       <w:r>
         <w:t>Game Concept and Overview</w:t>
       </w:r>
-      <w:bookmarkEnd w:id="1"/>
+      <w:bookmarkEnd w:id="20"/>
     </w:p>
     <w:p>
       <w:pPr>
@@ -4037,11 +5598,11 @@
           <w:numId w:val="2"/>
         </w:numPr>
       </w:pPr>
-      <w:bookmarkStart w:id="2" w:name="_Toc223444402"/>
+      <w:bookmarkStart w:id="21" w:name="_Toc226808867"/>
       <w:r>
         <w:t>Game, Level, Character, and systems Overview</w:t>
       </w:r>
-      <w:bookmarkEnd w:id="2"/>
+      <w:bookmarkEnd w:id="21"/>
     </w:p>
     <w:p>
       <w:pPr>
@@ -4067,11 +5628,11 @@
           <w:numId w:val="2"/>
         </w:numPr>
       </w:pPr>
-      <w:bookmarkStart w:id="3" w:name="_Toc223444403"/>
+      <w:bookmarkStart w:id="22" w:name="_Toc226808868"/>
       <w:r>
         <w:t>Core Concept and Design Vision</w:t>
       </w:r>
-      <w:bookmarkEnd w:id="3"/>
+      <w:bookmarkEnd w:id="22"/>
     </w:p>
     <w:p>
       <w:pPr>
@@ -4097,11 +5658,11 @@
           <w:numId w:val="2"/>
         </w:numPr>
       </w:pPr>
-      <w:bookmarkStart w:id="4" w:name="_Toc223444404"/>
+      <w:bookmarkStart w:id="23" w:name="_Toc226808869"/>
       <w:r>
         <w:t>Unique Selling Points</w:t>
       </w:r>
-      <w:bookmarkEnd w:id="4"/>
+      <w:bookmarkEnd w:id="23"/>
     </w:p>
     <w:p>
       <w:pPr>
@@ -4119,11 +5680,11 @@
           <w:numId w:val="2"/>
         </w:numPr>
       </w:pPr>
-      <w:bookmarkStart w:id="5" w:name="_Toc223444405"/>
+      <w:bookmarkStart w:id="24" w:name="_Toc226808870"/>
       <w:r>
         <w:t>Difficulty parameters</w:t>
       </w:r>
-      <w:bookmarkEnd w:id="5"/>
+      <w:bookmarkEnd w:id="24"/>
     </w:p>
     <w:p>
       <w:pPr>
@@ -4199,6 +5760,7 @@
         </w:numPr>
       </w:pPr>
       <w:r>
+        <w:lastRenderedPageBreak/>
         <w:t>The layout of the rooms</w:t>
       </w:r>
     </w:p>
@@ -4223,12 +5785,11 @@
           <w:numId w:val="2"/>
         </w:numPr>
       </w:pPr>
-      <w:bookmarkStart w:id="6" w:name="_Toc223444406"/>
-      <w:r>
-        <w:lastRenderedPageBreak/>
+      <w:bookmarkStart w:id="25" w:name="_Toc226808871"/>
+      <w:r>
         <w:t>Technical Requirements and Equipment</w:t>
       </w:r>
-      <w:bookmarkEnd w:id="6"/>
+      <w:bookmarkEnd w:id="25"/>
     </w:p>
     <w:p>
       <w:pPr>
@@ -4238,11 +5799,11 @@
           <w:numId w:val="2"/>
         </w:numPr>
       </w:pPr>
-      <w:bookmarkStart w:id="7" w:name="_Toc223444407"/>
+      <w:bookmarkStart w:id="26" w:name="_Toc226808872"/>
       <w:r>
         <w:t>Hardware Requirements</w:t>
       </w:r>
-      <w:bookmarkEnd w:id="7"/>
+      <w:bookmarkEnd w:id="26"/>
     </w:p>
     <w:p>
       <w:pPr>
@@ -4260,11 +5821,11 @@
           <w:numId w:val="2"/>
         </w:numPr>
       </w:pPr>
-      <w:bookmarkStart w:id="8" w:name="_Toc223444408"/>
+      <w:bookmarkStart w:id="27" w:name="_Toc226808873"/>
       <w:r>
         <w:t>Software Requirements</w:t>
       </w:r>
-      <w:bookmarkEnd w:id="8"/>
+      <w:bookmarkEnd w:id="27"/>
     </w:p>
     <w:p>
       <w:pPr>
@@ -4333,11 +5894,11 @@
           <w:numId w:val="2"/>
         </w:numPr>
       </w:pPr>
-      <w:bookmarkStart w:id="9" w:name="_Toc223444409"/>
+      <w:bookmarkStart w:id="28" w:name="_Toc226808874"/>
       <w:r>
         <w:t>Target Platform</w:t>
       </w:r>
-      <w:bookmarkEnd w:id="9"/>
+      <w:bookmarkEnd w:id="28"/>
     </w:p>
     <w:p>
       <w:pPr>
@@ -4356,11 +5917,11 @@
           <w:numId w:val="2"/>
         </w:numPr>
       </w:pPr>
-      <w:bookmarkStart w:id="10" w:name="_Toc223444410"/>
+      <w:bookmarkStart w:id="29" w:name="_Toc226808875"/>
       <w:r>
         <w:t>Game Design</w:t>
       </w:r>
-      <w:bookmarkEnd w:id="10"/>
+      <w:bookmarkEnd w:id="29"/>
     </w:p>
     <w:p>
       <w:pPr>
@@ -4370,11 +5931,11 @@
           <w:numId w:val="2"/>
         </w:numPr>
       </w:pPr>
-      <w:bookmarkStart w:id="11" w:name="_Toc223444411"/>
+      <w:bookmarkStart w:id="30" w:name="_Toc226808876"/>
       <w:r>
         <w:t>Game Objectives</w:t>
       </w:r>
-      <w:bookmarkEnd w:id="11"/>
+      <w:bookmarkEnd w:id="30"/>
     </w:p>
     <w:p>
       <w:pPr>
@@ -4428,11 +5989,11 @@
           <w:numId w:val="2"/>
         </w:numPr>
       </w:pPr>
-      <w:bookmarkStart w:id="12" w:name="_Toc223444412"/>
+      <w:bookmarkStart w:id="31" w:name="_Toc226808877"/>
       <w:r>
         <w:t>Gameplay Design</w:t>
       </w:r>
-      <w:bookmarkEnd w:id="12"/>
+      <w:bookmarkEnd w:id="31"/>
     </w:p>
     <w:p>
       <w:pPr>
@@ -4442,11 +6003,11 @@
           <w:numId w:val="2"/>
         </w:numPr>
       </w:pPr>
-      <w:bookmarkStart w:id="13" w:name="_Toc223444413"/>
+      <w:bookmarkStart w:id="32" w:name="_Toc226808878"/>
       <w:r>
         <w:t>Game Rules and Structure</w:t>
       </w:r>
-      <w:bookmarkEnd w:id="13"/>
+      <w:bookmarkEnd w:id="32"/>
     </w:p>
     <w:p>
       <w:pPr>
@@ -4461,6 +6022,7 @@
         <w:ind w:left="1080"/>
       </w:pPr>
       <w:r>
+        <w:lastRenderedPageBreak/>
         <w:t>Puzzles will consist of key and lock puzzles</w:t>
       </w:r>
       <w:r>
@@ -4475,12 +6037,11 @@
           <w:numId w:val="2"/>
         </w:numPr>
       </w:pPr>
-      <w:bookmarkStart w:id="14" w:name="_Toc223444414"/>
-      <w:r>
-        <w:lastRenderedPageBreak/>
+      <w:bookmarkStart w:id="33" w:name="_Toc226808879"/>
+      <w:r>
         <w:t>Player Controls and Camera System</w:t>
       </w:r>
-      <w:bookmarkEnd w:id="14"/>
+      <w:bookmarkEnd w:id="33"/>
     </w:p>
     <w:p>
       <w:pPr>
@@ -4518,11 +6079,11 @@
           <w:numId w:val="2"/>
         </w:numPr>
       </w:pPr>
-      <w:bookmarkStart w:id="15" w:name="_Toc223444415"/>
+      <w:bookmarkStart w:id="34" w:name="_Toc226808880"/>
       <w:r>
         <w:t>Heads-Up Display (HUD)</w:t>
       </w:r>
-      <w:bookmarkEnd w:id="15"/>
+      <w:bookmarkEnd w:id="34"/>
     </w:p>
     <w:p/>
     <w:p>
@@ -4566,7 +6127,7 @@
                     <pic:cNvPicPr/>
                   </pic:nvPicPr>
                   <pic:blipFill>
-                    <a:blip r:embed="rId6"/>
+                    <a:blip r:embed="rId11"/>
                     <a:stretch>
                       <a:fillRect/>
                     </a:stretch>
@@ -4595,12 +6156,12 @@
           <w:numId w:val="2"/>
         </w:numPr>
       </w:pPr>
-      <w:bookmarkStart w:id="16" w:name="_Toc223444416"/>
+      <w:bookmarkStart w:id="35" w:name="_Toc226808881"/>
       <w:r>
         <w:lastRenderedPageBreak/>
         <w:t>Player Design</w:t>
       </w:r>
-      <w:bookmarkEnd w:id="16"/>
+      <w:bookmarkEnd w:id="35"/>
     </w:p>
     <w:p>
       <w:pPr>
@@ -4610,11 +6171,11 @@
           <w:numId w:val="2"/>
         </w:numPr>
       </w:pPr>
-      <w:bookmarkStart w:id="17" w:name="_Toc223444417"/>
+      <w:bookmarkStart w:id="36" w:name="_Toc226808882"/>
       <w:r>
         <w:t>Player Characters</w:t>
       </w:r>
-      <w:bookmarkEnd w:id="17"/>
+      <w:bookmarkEnd w:id="36"/>
     </w:p>
     <w:p>
       <w:pPr>
@@ -4624,11 +6185,11 @@
           <w:numId w:val="2"/>
         </w:numPr>
       </w:pPr>
-      <w:bookmarkStart w:id="18" w:name="_Toc223444418"/>
+      <w:bookmarkStart w:id="37" w:name="_Toc226808883"/>
       <w:r>
         <w:t>Player Metrics</w:t>
       </w:r>
-      <w:bookmarkEnd w:id="18"/>
+      <w:bookmarkEnd w:id="37"/>
     </w:p>
     <w:p>
       <w:pPr>
@@ -4685,11 +6246,11 @@
           <w:numId w:val="2"/>
         </w:numPr>
       </w:pPr>
-      <w:bookmarkStart w:id="19" w:name="_Toc223444419"/>
+      <w:bookmarkStart w:id="38" w:name="_Toc226808884"/>
       <w:r>
         <w:t>Player States</w:t>
       </w:r>
-      <w:bookmarkEnd w:id="19"/>
+      <w:bookmarkEnd w:id="38"/>
     </w:p>
     <w:p>
       <w:pPr>
@@ -4797,11 +6358,11 @@
           <w:numId w:val="2"/>
         </w:numPr>
       </w:pPr>
-      <w:bookmarkStart w:id="20" w:name="_Toc223444420"/>
+      <w:bookmarkStart w:id="39" w:name="_Toc226808885"/>
       <w:r>
         <w:t>Player Weapons</w:t>
       </w:r>
-      <w:bookmarkEnd w:id="20"/>
+      <w:bookmarkEnd w:id="39"/>
     </w:p>
     <w:p>
       <w:pPr>
@@ -4891,11 +6452,11 @@
           <w:numId w:val="2"/>
         </w:numPr>
       </w:pPr>
-      <w:bookmarkStart w:id="21" w:name="_Toc223444421"/>
+      <w:bookmarkStart w:id="40" w:name="_Toc226808886"/>
       <w:r>
         <w:t>Non-Player Characters (NPCs)</w:t>
       </w:r>
-      <w:bookmarkEnd w:id="21"/>
+      <w:bookmarkEnd w:id="40"/>
     </w:p>
     <w:p>
       <w:pPr>
@@ -4905,11 +6466,11 @@
           <w:numId w:val="2"/>
         </w:numPr>
       </w:pPr>
-      <w:bookmarkStart w:id="22" w:name="_Toc223444422"/>
+      <w:bookmarkStart w:id="41" w:name="_Toc226808887"/>
       <w:r>
         <w:t>NPC Enemies and Allies</w:t>
       </w:r>
-      <w:bookmarkEnd w:id="22"/>
+      <w:bookmarkEnd w:id="41"/>
     </w:p>
     <w:p>
       <w:pPr>
@@ -5008,7 +6569,7 @@
           <w:numId w:val="2"/>
         </w:numPr>
       </w:pPr>
-      <w:bookmarkStart w:id="23" w:name="_Toc223444423"/>
+      <w:bookmarkStart w:id="42" w:name="_Toc226808888"/>
       <w:r>
         <w:t xml:space="preserve">NPC </w:t>
       </w:r>
@@ -5018,7 +6579,7 @@
       <w:r>
         <w:t>States</w:t>
       </w:r>
-      <w:bookmarkEnd w:id="23"/>
+      <w:bookmarkEnd w:id="42"/>
     </w:p>
     <w:p>
       <w:pPr>
@@ -5119,7 +6680,7 @@
           <w:numId w:val="2"/>
         </w:numPr>
       </w:pPr>
-      <w:bookmarkStart w:id="24" w:name="_Toc223444424"/>
+      <w:bookmarkStart w:id="43" w:name="_Toc226808889"/>
       <w:r>
         <w:t>NPC</w:t>
       </w:r>
@@ -5129,7 +6690,7 @@
       <w:r>
         <w:t xml:space="preserve"> Spawning Systems</w:t>
       </w:r>
-      <w:bookmarkEnd w:id="24"/>
+      <w:bookmarkEnd w:id="43"/>
     </w:p>
     <w:p>
       <w:pPr>
@@ -5155,11 +6716,11 @@
           <w:numId w:val="2"/>
         </w:numPr>
       </w:pPr>
-      <w:bookmarkStart w:id="25" w:name="_Toc223444425"/>
+      <w:bookmarkStart w:id="44" w:name="_Toc226808890"/>
       <w:r>
         <w:t>Level Design</w:t>
       </w:r>
-      <w:bookmarkEnd w:id="25"/>
+      <w:bookmarkEnd w:id="44"/>
     </w:p>
     <w:p>
       <w:pPr>
@@ -5169,7 +6730,7 @@
           <w:numId w:val="2"/>
         </w:numPr>
       </w:pPr>
-      <w:bookmarkStart w:id="26" w:name="_Toc223444426"/>
+      <w:bookmarkStart w:id="45" w:name="_Toc226808891"/>
       <w:r>
         <w:t>Procedural</w:t>
       </w:r>
@@ -5179,7 +6740,7 @@
       <w:r>
         <w:t xml:space="preserve"> Level Design Approach</w:t>
       </w:r>
-      <w:bookmarkEnd w:id="26"/>
+      <w:bookmarkEnd w:id="45"/>
     </w:p>
     <w:p>
       <w:pPr>
@@ -5199,7 +6760,31 @@
         <w:ind w:left="720"/>
       </w:pPr>
       <w:r>
-        <w:t>The game will use a rewritten graph approach when generating the level, the nodes will be rewritten to match a pattern depending on the difficulty. For example if the dungeons set to hard difficulty they’ll be less treasure rooms as they will be rewritten to enemy rooms and for easier difficulties more rooms will become treasure rooms.</w:t>
+        <w:t xml:space="preserve">The game will use a rewritten graph approach when generating the level, the nodes will be rewritten to match a pattern depending on the difficulty. For </w:t>
+      </w:r>
+      <w:proofErr w:type="gramStart"/>
+      <w:r>
+        <w:t>example</w:t>
+      </w:r>
+      <w:proofErr w:type="gramEnd"/>
+      <w:r>
+        <w:t xml:space="preserve"> if the dungeons set to hard </w:t>
+      </w:r>
+      <w:proofErr w:type="gramStart"/>
+      <w:r>
+        <w:t>difficulty</w:t>
+      </w:r>
+      <w:proofErr w:type="gramEnd"/>
+      <w:r>
+        <w:t xml:space="preserve"> they’ll be less treasure rooms as they will be rewritten to enemy rooms and for easier difficulties more rooms will become treasure rooms.</w:t>
+      </w:r>
+    </w:p>
+    <w:p>
+      <w:pPr>
+        <w:ind w:left="720"/>
+      </w:pPr>
+      <w:r>
+        <w:t>The level development will use a generative grammar node base room to room structure. What this means is that the level will be generated by setting rooms to specific characters then once the array has been initialised rooms are placed over the grammars representing rooms.</w:t>
       </w:r>
     </w:p>
     <w:p/>
@@ -5211,12 +6796,12 @@
           <w:numId w:val="2"/>
         </w:numPr>
       </w:pPr>
-      <w:bookmarkStart w:id="27" w:name="_Toc223444427"/>
+      <w:bookmarkStart w:id="46" w:name="_Toc226808892"/>
       <w:r>
         <w:lastRenderedPageBreak/>
         <w:t>Visual Development</w:t>
       </w:r>
-      <w:bookmarkEnd w:id="27"/>
+      <w:bookmarkEnd w:id="46"/>
     </w:p>
     <w:p>
       <w:pPr>
@@ -5226,11 +6811,11 @@
           <w:numId w:val="2"/>
         </w:numPr>
       </w:pPr>
-      <w:bookmarkStart w:id="28" w:name="_Toc223444428"/>
+      <w:bookmarkStart w:id="47" w:name="_Toc226808893"/>
       <w:r>
         <w:t>Sketches</w:t>
       </w:r>
-      <w:bookmarkEnd w:id="28"/>
+      <w:bookmarkEnd w:id="47"/>
     </w:p>
     <w:p>
       <w:pPr>
@@ -5258,7 +6843,7 @@
                     </pic:cNvPicPr>
                   </pic:nvPicPr>
                   <pic:blipFill>
-                    <a:blip r:embed="rId7">
+                    <a:blip r:embed="rId12">
                       <a:extLst>
                         <a:ext uri="{28A0092B-C50C-407E-A947-70E740481C1C}">
                           <a14:useLocalDpi xmlns:a14="http://schemas.microsoft.com/office/drawing/2010/main" val="0"/>
@@ -5317,7 +6902,7 @@
                     </pic:cNvPicPr>
                   </pic:nvPicPr>
                   <pic:blipFill>
-                    <a:blip r:embed="rId8">
+                    <a:blip r:embed="rId13">
                       <a:extLst>
                         <a:ext uri="{28A0092B-C50C-407E-A947-70E740481C1C}">
                           <a14:useLocalDpi xmlns:a14="http://schemas.microsoft.com/office/drawing/2010/main" val="0"/>
@@ -5402,12 +6987,12 @@
           <w:numId w:val="2"/>
         </w:numPr>
       </w:pPr>
-      <w:bookmarkStart w:id="29" w:name="_Toc223444429"/>
+      <w:bookmarkStart w:id="48" w:name="_Toc226808894"/>
       <w:r>
         <w:lastRenderedPageBreak/>
         <w:t>Moodboards</w:t>
       </w:r>
-      <w:bookmarkEnd w:id="29"/>
+      <w:bookmarkEnd w:id="48"/>
     </w:p>
     <w:p>
       <w:pPr>
@@ -5447,7 +7032,7 @@
                     <pic:cNvPicPr/>
                   </pic:nvPicPr>
                   <pic:blipFill>
-                    <a:blip r:embed="rId9"/>
+                    <a:blip r:embed="rId14"/>
                     <a:stretch>
                       <a:fillRect/>
                     </a:stretch>
@@ -5498,11 +7083,11 @@
           <w:numId w:val="2"/>
         </w:numPr>
       </w:pPr>
-      <w:bookmarkStart w:id="30" w:name="_Toc223444430"/>
+      <w:bookmarkStart w:id="49" w:name="_Toc226808895"/>
       <w:r>
         <w:t>Asset List</w:t>
       </w:r>
-      <w:bookmarkEnd w:id="30"/>
+      <w:bookmarkEnd w:id="49"/>
     </w:p>
     <w:p>
       <w:pPr>
@@ -5706,12 +7291,12 @@
           <w:numId w:val="2"/>
         </w:numPr>
       </w:pPr>
-      <w:bookmarkStart w:id="31" w:name="_Toc223444431"/>
+      <w:bookmarkStart w:id="50" w:name="_Toc226808896"/>
       <w:r>
         <w:lastRenderedPageBreak/>
         <w:t>Audio Design</w:t>
       </w:r>
-      <w:bookmarkEnd w:id="31"/>
+      <w:bookmarkEnd w:id="50"/>
     </w:p>
     <w:p>
       <w:pPr>
@@ -5914,11 +7499,11 @@
           <w:numId w:val="2"/>
         </w:numPr>
       </w:pPr>
-      <w:bookmarkStart w:id="32" w:name="_Toc223444432"/>
+      <w:bookmarkStart w:id="51" w:name="_Toc226808897"/>
       <w:r>
         <w:t>System Design and Architecture</w:t>
       </w:r>
-      <w:bookmarkEnd w:id="32"/>
+      <w:bookmarkEnd w:id="51"/>
     </w:p>
     <w:p>
       <w:pPr>
@@ -5928,11 +7513,11 @@
           <w:numId w:val="2"/>
         </w:numPr>
       </w:pPr>
-      <w:bookmarkStart w:id="33" w:name="_Toc223444433"/>
+      <w:bookmarkStart w:id="52" w:name="_Toc226808898"/>
       <w:r>
         <w:t>Algorithm Descriptions</w:t>
       </w:r>
-      <w:bookmarkEnd w:id="33"/>
+      <w:bookmarkEnd w:id="52"/>
     </w:p>
     <w:p>
       <w:pPr>
@@ -5958,11 +7543,11 @@
           <w:numId w:val="2"/>
         </w:numPr>
       </w:pPr>
-      <w:bookmarkStart w:id="34" w:name="_Toc223444434"/>
+      <w:bookmarkStart w:id="53" w:name="_Toc226808899"/>
       <w:r>
         <w:t>Key Data Structures</w:t>
       </w:r>
-      <w:bookmarkEnd w:id="34"/>
+      <w:bookmarkEnd w:id="53"/>
     </w:p>
     <w:p/>
     <w:p>
@@ -5973,12 +7558,12 @@
           <w:numId w:val="2"/>
         </w:numPr>
       </w:pPr>
-      <w:bookmarkStart w:id="35" w:name="_Toc223444435"/>
+      <w:bookmarkStart w:id="54" w:name="_Toc226808900"/>
       <w:r>
         <w:lastRenderedPageBreak/>
         <w:t>System Architecture</w:t>
       </w:r>
-      <w:bookmarkEnd w:id="35"/>
+      <w:bookmarkEnd w:id="54"/>
     </w:p>
     <w:p>
       <w:pPr>
@@ -5988,11 +7573,11 @@
           <w:numId w:val="2"/>
         </w:numPr>
       </w:pPr>
-      <w:bookmarkStart w:id="36" w:name="_Toc223444436"/>
+      <w:bookmarkStart w:id="55" w:name="_Toc226808901"/>
       <w:r>
         <w:t>Structural Diagrams</w:t>
       </w:r>
-      <w:bookmarkEnd w:id="36"/>
+      <w:bookmarkEnd w:id="55"/>
     </w:p>
     <w:p/>
     <w:p>
@@ -6003,11 +7588,11 @@
           <w:numId w:val="2"/>
         </w:numPr>
       </w:pPr>
-      <w:bookmarkStart w:id="37" w:name="_Toc223444437"/>
+      <w:bookmarkStart w:id="56" w:name="_Toc226808902"/>
       <w:r>
         <w:t>Behavioural Diagrams</w:t>
       </w:r>
-      <w:bookmarkEnd w:id="37"/>
+      <w:bookmarkEnd w:id="56"/>
     </w:p>
     <w:p>
       <w:pPr>
@@ -6026,11 +7611,11 @@
           <w:numId w:val="2"/>
         </w:numPr>
       </w:pPr>
-      <w:bookmarkStart w:id="38" w:name="_Toc223444438"/>
+      <w:bookmarkStart w:id="57" w:name="_Toc226808903"/>
       <w:r>
         <w:t>File Management Standards</w:t>
       </w:r>
-      <w:bookmarkEnd w:id="38"/>
+      <w:bookmarkEnd w:id="57"/>
     </w:p>
     <w:p>
       <w:pPr>
@@ -6040,11 +7625,11 @@
           <w:numId w:val="2"/>
         </w:numPr>
       </w:pPr>
-      <w:bookmarkStart w:id="39" w:name="_Toc223444439"/>
+      <w:bookmarkStart w:id="58" w:name="_Toc226808904"/>
       <w:r>
         <w:t>File Formats and Naming Conventions</w:t>
       </w:r>
-      <w:bookmarkEnd w:id="39"/>
+      <w:bookmarkEnd w:id="58"/>
     </w:p>
     <w:p>
       <w:pPr>
@@ -6083,11 +7668,11 @@
           <w:numId w:val="2"/>
         </w:numPr>
       </w:pPr>
-      <w:bookmarkStart w:id="40" w:name="_Toc223444440"/>
+      <w:bookmarkStart w:id="59" w:name="_Toc226808905"/>
       <w:r>
         <w:t>Project Management and Scheduling</w:t>
       </w:r>
-      <w:bookmarkEnd w:id="40"/>
+      <w:bookmarkEnd w:id="59"/>
     </w:p>
     <w:p>
       <w:pPr>
@@ -6097,11 +7682,11 @@
           <w:numId w:val="2"/>
         </w:numPr>
       </w:pPr>
-      <w:bookmarkStart w:id="41" w:name="_Toc223444441"/>
+      <w:bookmarkStart w:id="60" w:name="_Toc226808906"/>
       <w:r>
         <w:t>Development Plan</w:t>
       </w:r>
-      <w:bookmarkEnd w:id="41"/>
+      <w:bookmarkEnd w:id="60"/>
     </w:p>
     <w:p>
       <w:pPr>
@@ -6111,11 +7696,11 @@
           <w:numId w:val="2"/>
         </w:numPr>
       </w:pPr>
-      <w:bookmarkStart w:id="42" w:name="_Toc223444442"/>
+      <w:bookmarkStart w:id="61" w:name="_Toc226808907"/>
       <w:r>
         <w:t>Milestones</w:t>
       </w:r>
-      <w:bookmarkEnd w:id="42"/>
+      <w:bookmarkEnd w:id="61"/>
     </w:p>
     <w:p>
       <w:pPr>
@@ -8007,6 +9592,26 @@
       <w:ind w:left="440"/>
     </w:pPr>
   </w:style>
+  <w:style w:type="paragraph" w:styleId="Caption">
+    <w:name w:val="caption"/>
+    <w:basedOn w:val="Normal"/>
+    <w:next w:val="Normal"/>
+    <w:uiPriority w:val="35"/>
+    <w:unhideWhenUsed/>
+    <w:qFormat/>
+    <w:rsid w:val="00CC215D"/>
+    <w:pPr>
+      <w:spacing w:after="200" w:line="240" w:lineRule="auto"/>
+    </w:pPr>
+    <w:rPr>
+      <w:i/>
+      <w:iCs/>
+      <w:color w:val="0E2841" w:themeColor="text2"/>
+      <w:sz w:val="18"/>
+      <w:szCs w:val="18"/>
+      <w:lang w:val="en-150"/>
+    </w:rPr>
+  </w:style>
 </w:styles>
 </file>
 
